--- a/course-content/authoring/shared/homework-problems/T7.docx
+++ b/course-content/authoring/shared/homework-problems/T7.docx
@@ -6,10 +6,16 @@
     <w:p>
       <w:pPr>
         <w:pStyle w:val="Heading1"/>
-      </w:pPr>
-      <w:r>
-        <w:rPr>
-          <w:rFonts w:ascii="Microsoft YaHei" w:hAnsi="Microsoft YaHei" w:eastAsia="Microsoft YaHei"/>
+        <w:spacing w:line="240" w:lineRule="auto" w:before="0" w:after="80"/>
+        <w:ind w:firstLine="0"/>
+        <w:jc w:val="center"/>
+      </w:pPr>
+      <w:r>
+        <w:rPr>
+          <w:rFonts w:ascii="Times New Roman" w:hAnsi="Times New Roman" w:eastAsia="SimHei"/>
+          <w:b w:val="0"/>
+          <w:color w:val="000000"/>
+          <w:sz w:val="32"/>
         </w:rPr>
         <w:t xml:space="preserve">自动控制原理 作业7：线性主干边界与方法迁移判断</w:t>
       </w:r>
@@ -17,79 +23,117 @@
     <w:p>
       <w:pPr>
         <w:pStyle w:val="FirstParagraph"/>
-      </w:pPr>
-      <w:r>
-        <w:rPr>
-          <w:rFonts w:ascii="Microsoft YaHei" w:hAnsi="Microsoft YaHei" w:eastAsia="Microsoft YaHei"/>
+        <w:spacing w:line="240" w:lineRule="auto" w:before="0" w:after="80"/>
+        <w:ind w:firstLine="480"/>
+      </w:pPr>
+      <w:r>
+        <w:rPr>
+          <w:rFonts w:ascii="Times New Roman" w:hAnsi="Times New Roman" w:eastAsia="SimSun"/>
+          <w:b w:val="0"/>
+          <w:color w:val="000000"/>
+          <w:sz w:val="24"/>
         </w:rPr>
         <w:t xml:space="preserve">本次作业包含</w:t>
       </w:r>
       <w:r>
         <w:rPr>
-          <w:rFonts w:ascii="Microsoft YaHei" w:hAnsi="Microsoft YaHei" w:eastAsia="Microsoft YaHei"/>
+          <w:rFonts w:ascii="Times New Roman" w:hAnsi="Times New Roman" w:eastAsia="SimSun"/>
+          <w:b w:val="0"/>
+          <w:color w:val="000000"/>
+          <w:sz w:val="24"/>
         </w:rPr>
         <w:t xml:space="preserve"> </w:t>
       </w:r>
       <w:r>
         <w:rPr>
           <w:rStyle w:val="VerbatimChar"/>
-          <w:rFonts w:ascii="Microsoft YaHei" w:hAnsi="Microsoft YaHei" w:eastAsia="Microsoft YaHei"/>
+          <w:rFonts w:ascii="Times New Roman" w:hAnsi="Times New Roman" w:eastAsia="SimSun"/>
+          <w:b w:val="0"/>
+          <w:color w:val="000000"/>
+          <w:sz w:val="24"/>
         </w:rPr>
         <w:t xml:space="preserve">2</w:t>
       </w:r>
       <w:r>
         <w:rPr>
-          <w:rFonts w:ascii="Microsoft YaHei" w:hAnsi="Microsoft YaHei" w:eastAsia="Microsoft YaHei"/>
+          <w:rFonts w:ascii="Times New Roman" w:hAnsi="Times New Roman" w:eastAsia="SimSun"/>
+          <w:b w:val="0"/>
+          <w:color w:val="000000"/>
+          <w:sz w:val="24"/>
         </w:rPr>
         <w:t xml:space="preserve"> </w:t>
       </w:r>
       <w:r>
         <w:rPr>
-          <w:rFonts w:ascii="Microsoft YaHei" w:hAnsi="Microsoft YaHei" w:eastAsia="Microsoft YaHei"/>
+          <w:rFonts w:ascii="Times New Roman" w:hAnsi="Times New Roman" w:eastAsia="SimSun"/>
+          <w:b w:val="0"/>
+          <w:color w:val="000000"/>
+          <w:sz w:val="24"/>
         </w:rPr>
         <w:t xml:space="preserve">道闭题与</w:t>
       </w:r>
       <w:r>
         <w:rPr>
-          <w:rFonts w:ascii="Microsoft YaHei" w:hAnsi="Microsoft YaHei" w:eastAsia="Microsoft YaHei"/>
+          <w:rFonts w:ascii="Times New Roman" w:hAnsi="Times New Roman" w:eastAsia="SimSun"/>
+          <w:b w:val="0"/>
+          <w:color w:val="000000"/>
+          <w:sz w:val="24"/>
         </w:rPr>
         <w:t xml:space="preserve"> </w:t>
       </w:r>
       <w:r>
         <w:rPr>
           <w:rStyle w:val="VerbatimChar"/>
-          <w:rFonts w:ascii="Microsoft YaHei" w:hAnsi="Microsoft YaHei" w:eastAsia="Microsoft YaHei"/>
+          <w:rFonts w:ascii="Times New Roman" w:hAnsi="Times New Roman" w:eastAsia="SimSun"/>
+          <w:b w:val="0"/>
+          <w:color w:val="000000"/>
+          <w:sz w:val="24"/>
         </w:rPr>
         <w:t xml:space="preserve">1</w:t>
       </w:r>
       <w:r>
         <w:rPr>
-          <w:rFonts w:ascii="Microsoft YaHei" w:hAnsi="Microsoft YaHei" w:eastAsia="Microsoft YaHei"/>
+          <w:rFonts w:ascii="Times New Roman" w:hAnsi="Times New Roman" w:eastAsia="SimSun"/>
+          <w:b w:val="0"/>
+          <w:color w:val="000000"/>
+          <w:sz w:val="24"/>
         </w:rPr>
         <w:t xml:space="preserve"> </w:t>
       </w:r>
       <w:r>
         <w:rPr>
-          <w:rFonts w:ascii="Microsoft YaHei" w:hAnsi="Microsoft YaHei" w:eastAsia="Microsoft YaHei"/>
+          <w:rFonts w:ascii="Times New Roman" w:hAnsi="Times New Roman" w:eastAsia="SimSun"/>
+          <w:b w:val="0"/>
+          <w:color w:val="000000"/>
+          <w:sz w:val="24"/>
         </w:rPr>
         <w:t xml:space="preserve">道开放题，总分</w:t>
       </w:r>
       <w:r>
         <w:rPr>
-          <w:rFonts w:ascii="Microsoft YaHei" w:hAnsi="Microsoft YaHei" w:eastAsia="Microsoft YaHei"/>
+          <w:rFonts w:ascii="Times New Roman" w:hAnsi="Times New Roman" w:eastAsia="SimSun"/>
+          <w:b w:val="0"/>
+          <w:color w:val="000000"/>
+          <w:sz w:val="24"/>
         </w:rPr>
         <w:t xml:space="preserve"> </w:t>
       </w:r>
       <w:r>
         <w:rPr>
           <w:rStyle w:val="VerbatimChar"/>
-          <w:rFonts w:ascii="Microsoft YaHei" w:hAnsi="Microsoft YaHei" w:eastAsia="Microsoft YaHei"/>
+          <w:rFonts w:ascii="Times New Roman" w:hAnsi="Times New Roman" w:eastAsia="SimSun"/>
+          <w:b w:val="0"/>
+          <w:color w:val="000000"/>
+          <w:sz w:val="24"/>
         </w:rPr>
         <w:t xml:space="preserve">100分</w:t>
       </w:r>
       <w:r>
         <w:rPr>
-          <w:rFonts w:ascii="Microsoft YaHei" w:hAnsi="Microsoft YaHei" w:eastAsia="Microsoft YaHei"/>
+          <w:rFonts w:ascii="Times New Roman" w:hAnsi="Times New Roman" w:eastAsia="SimSun"/>
+          <w:b w:val="0"/>
+          <w:color w:val="000000"/>
+          <w:sz w:val="24"/>
         </w:rPr>
         <w:t xml:space="preserve">。</w:t>
       </w:r>
@@ -98,10 +142,15 @@
     <w:p>
       <w:pPr>
         <w:pStyle w:val="Heading2"/>
-      </w:pPr>
-      <w:r>
-        <w:rPr>
-          <w:rFonts w:ascii="Microsoft YaHei" w:hAnsi="Microsoft YaHei" w:eastAsia="Microsoft YaHei"/>
+        <w:spacing w:line="240" w:lineRule="auto" w:before="0" w:after="80"/>
+        <w:ind w:firstLine="0"/>
+      </w:pPr>
+      <w:r>
+        <w:rPr>
+          <w:rFonts w:ascii="Times New Roman" w:hAnsi="Times New Roman" w:eastAsia="SimSun"/>
+          <w:b/>
+          <w:color w:val="000000"/>
+          <w:sz w:val="28"/>
         </w:rPr>
         <w:t xml:space="preserve">T7-1 线性主干边界与方法进入条件（25分）</w:t>
       </w:r>
@@ -109,10 +158,15 @@
     <w:p>
       <w:pPr>
         <w:pStyle w:val="FirstParagraph"/>
-      </w:pPr>
-      <w:r>
-        <w:rPr>
-          <w:rFonts w:ascii="Microsoft YaHei" w:hAnsi="Microsoft YaHei" w:eastAsia="Microsoft YaHei"/>
+        <w:spacing w:line="240" w:lineRule="auto" w:before="0" w:after="80"/>
+        <w:ind w:firstLine="480"/>
+      </w:pPr>
+      <w:r>
+        <w:rPr>
+          <w:rFonts w:ascii="Times New Roman" w:hAnsi="Times New Roman" w:eastAsia="SimSun"/>
+          <w:b w:val="0"/>
+          <w:color w:val="000000"/>
+          <w:sz w:val="24"/>
         </w:rPr>
         <w:t xml:space="preserve">某实验室面对同一类“伺服定位控制”任务：被控对象均为电机-负载系统，目标是在给定位置指令下实现稳定、快速、可验证的跟踪，并满足安全约束。工程组已有一套基于线性化模型的经典控制流程：建模、稳定性分析、时域/频域指标校核、参数整定与实验验证。现在出现以下四类证据：</w:t>
       </w:r>
@@ -124,10 +178,15 @@
           <w:numId w:val="1001"/>
         </w:numPr>
         <w:pStyle w:val="Compact"/>
-      </w:pPr>
-      <w:r>
-        <w:rPr>
-          <w:rFonts w:ascii="Microsoft YaHei" w:hAnsi="Microsoft YaHei" w:eastAsia="Microsoft YaHei"/>
+        <w:spacing w:line="240" w:lineRule="auto" w:before="0" w:after="80"/>
+        <w:ind w:firstLine="480"/>
+      </w:pPr>
+      <w:r>
+        <w:rPr>
+          <w:rFonts w:ascii="Times New Roman" w:hAnsi="Times New Roman" w:eastAsia="SimSun"/>
+          <w:b w:val="0"/>
+          <w:color w:val="000000"/>
+          <w:sz w:val="24"/>
         </w:rPr>
         <w:t xml:space="preserve">场景A：小范围运行时，阶跃响应、频域裕度和扰动恢复均与线性模型预测基本一致；扩大到额定工作区后，指标仍满足任务要求。</w:t>
       </w:r>
@@ -139,10 +198,15 @@
           <w:numId w:val="1001"/>
         </w:numPr>
         <w:pStyle w:val="Compact"/>
-      </w:pPr>
-      <w:r>
-        <w:rPr>
-          <w:rFonts w:ascii="Microsoft YaHei" w:hAnsi="Microsoft YaHei" w:eastAsia="Microsoft YaHei"/>
+        <w:spacing w:line="240" w:lineRule="auto" w:before="0" w:after="80"/>
+        <w:ind w:firstLine="480"/>
+      </w:pPr>
+      <w:r>
+        <w:rPr>
+          <w:rFonts w:ascii="Times New Roman" w:hAnsi="Times New Roman" w:eastAsia="SimSun"/>
+          <w:b w:val="0"/>
+          <w:color w:val="000000"/>
+          <w:sz w:val="24"/>
         </w:rPr>
         <w:t xml:space="preserve">场景B：接近行程边界时，执行器饱和明显，出现限幅后的恢复变慢；小范围线性指标仍好，但大范围响应与线性预测偏离。</w:t>
       </w:r>
@@ -154,10 +218,15 @@
           <w:numId w:val="1001"/>
         </w:numPr>
         <w:pStyle w:val="Compact"/>
-      </w:pPr>
-      <w:r>
-        <w:rPr>
-          <w:rFonts w:ascii="Microsoft YaHei" w:hAnsi="Microsoft YaHei" w:eastAsia="Microsoft YaHei"/>
+        <w:spacing w:line="240" w:lineRule="auto" w:before="0" w:after="80"/>
+        <w:ind w:firstLine="480"/>
+      </w:pPr>
+      <w:r>
+        <w:rPr>
+          <w:rFonts w:ascii="Times New Roman" w:hAnsi="Times New Roman" w:eastAsia="SimSun"/>
+          <w:b w:val="0"/>
+          <w:color w:val="000000"/>
+          <w:sz w:val="24"/>
         </w:rPr>
         <w:t xml:space="preserve">场景C：对象结构复杂、负载变化频繁，精确机理建模代价高；历史运行数据覆盖了主要工况，但部分极端工况样本很少。</w:t>
       </w:r>
@@ -169,10 +238,15 @@
           <w:numId w:val="1001"/>
         </w:numPr>
         <w:pStyle w:val="Compact"/>
-      </w:pPr>
-      <w:r>
-        <w:rPr>
-          <w:rFonts w:ascii="Microsoft YaHei" w:hAnsi="Microsoft YaHei" w:eastAsia="Microsoft YaHei"/>
+        <w:spacing w:line="240" w:lineRule="auto" w:before="0" w:after="80"/>
+        <w:ind w:firstLine="480"/>
+      </w:pPr>
+      <w:r>
+        <w:rPr>
+          <w:rFonts w:ascii="Times New Roman" w:hAnsi="Times New Roman" w:eastAsia="SimSun"/>
+          <w:b w:val="0"/>
+          <w:color w:val="000000"/>
+          <w:sz w:val="24"/>
         </w:rPr>
         <w:t xml:space="preserve">场景D：任务目标不是固定跟踪一个给定轨迹，而是在多种工况下自主选择动作以兼顾速度、能耗和安全；显式写出控制律十分困难，且试错有安全成本。</w:t>
       </w:r>
@@ -180,10 +254,15 @@
     <w:p>
       <w:pPr>
         <w:pStyle w:val="FirstParagraph"/>
-      </w:pPr>
-      <w:r>
-        <w:rPr>
-          <w:rFonts w:ascii="Microsoft YaHei" w:hAnsi="Microsoft YaHei" w:eastAsia="Microsoft YaHei"/>
+        <w:spacing w:line="240" w:lineRule="auto" w:before="0" w:after="80"/>
+        <w:ind w:firstLine="480"/>
+      </w:pPr>
+      <w:r>
+        <w:rPr>
+          <w:rFonts w:ascii="Times New Roman" w:hAnsi="Times New Roman" w:eastAsia="SimSun"/>
+          <w:b w:val="0"/>
+          <w:color w:val="000000"/>
+          <w:sz w:val="24"/>
         </w:rPr>
         <w:t xml:space="preserve">请回答以下问题：</w:t>
       </w:r>
@@ -195,10 +274,15 @@
           <w:numId w:val="1002"/>
         </w:numPr>
         <w:pStyle w:val="Compact"/>
-      </w:pPr>
-      <w:r>
-        <w:rPr>
-          <w:rFonts w:ascii="Microsoft YaHei" w:hAnsi="Microsoft YaHei" w:eastAsia="Microsoft YaHei"/>
+        <w:spacing w:line="240" w:lineRule="auto" w:before="0" w:after="80"/>
+        <w:ind w:firstLine="480"/>
+      </w:pPr>
+      <w:r>
+        <w:rPr>
+          <w:rFonts w:ascii="Times New Roman" w:hAnsi="Times New Roman" w:eastAsia="SimSun"/>
+          <w:b w:val="0"/>
+          <w:color w:val="000000"/>
+          <w:sz w:val="24"/>
         </w:rPr>
         <w:t xml:space="preserve">判断线性主干在四个场景中分别应继续作为主方法、作为基线方法，还是已经暴露边界，并说明依据。</w:t>
       </w:r>
@@ -210,10 +294,15 @@
           <w:numId w:val="1002"/>
         </w:numPr>
         <w:pStyle w:val="Compact"/>
-      </w:pPr>
-      <w:r>
-        <w:rPr>
-          <w:rFonts w:ascii="Microsoft YaHei" w:hAnsi="Microsoft YaHei" w:eastAsia="Microsoft YaHei"/>
+        <w:spacing w:line="240" w:lineRule="auto" w:before="0" w:after="80"/>
+        <w:ind w:firstLine="480"/>
+      </w:pPr>
+      <w:r>
+        <w:rPr>
+          <w:rFonts w:ascii="Times New Roman" w:hAnsi="Times New Roman" w:eastAsia="SimSun"/>
+          <w:b w:val="0"/>
+          <w:color w:val="000000"/>
+          <w:sz w:val="24"/>
         </w:rPr>
         <w:t xml:space="preserve">对场景B、C、D分别说明更合适的迁移方向：非线性边界分析、数据驱动方法、策略学习路线，或仍回到线性主干；要求写出进入条件和主要验证责任。</w:t>
       </w:r>
@@ -225,10 +314,15 @@
           <w:numId w:val="1002"/>
         </w:numPr>
         <w:pStyle w:val="Compact"/>
-      </w:pPr>
-      <w:r>
-        <w:rPr>
-          <w:rFonts w:ascii="Microsoft YaHei" w:hAnsi="Microsoft YaHei" w:eastAsia="Microsoft YaHei"/>
+        <w:spacing w:line="240" w:lineRule="auto" w:before="0" w:after="80"/>
+        <w:ind w:firstLine="480"/>
+      </w:pPr>
+      <w:r>
+        <w:rPr>
+          <w:rFonts w:ascii="Times New Roman" w:hAnsi="Times New Roman" w:eastAsia="SimSun"/>
+          <w:b w:val="0"/>
+          <w:color w:val="000000"/>
+          <w:sz w:val="24"/>
         </w:rPr>
         <w:t xml:space="preserve">说明为什么“有数据就应该上学习方法”和“线性主干失效等于经典控制无价值”这两种说法都不成立。</w:t>
       </w:r>
@@ -236,10 +330,15 @@
     <w:p>
       <w:pPr>
         <w:pStyle w:val="FirstParagraph"/>
-      </w:pPr>
-      <w:r>
-        <w:rPr>
-          <w:rFonts w:ascii="Microsoft YaHei" w:hAnsi="Microsoft YaHei" w:eastAsia="Microsoft YaHei"/>
+        <w:spacing w:line="240" w:lineRule="auto" w:before="0" w:after="80"/>
+        <w:ind w:firstLine="480"/>
+      </w:pPr>
+      <w:r>
+        <w:rPr>
+          <w:rFonts w:ascii="Times New Roman" w:hAnsi="Times New Roman" w:eastAsia="SimSun"/>
+          <w:b w:val="0"/>
+          <w:color w:val="000000"/>
+          <w:sz w:val="24"/>
         </w:rPr>
         <w:t xml:space="preserve">约束：本题只考方法边界识别，不要求推导描述函数、相平面、MPC、RL或数据驱动算法。回答必须围绕对象边界、任务约束、验证证据和方法进入条件展开。</w:t>
       </w:r>
@@ -249,10 +348,15 @@
     <w:p>
       <w:pPr>
         <w:pStyle w:val="Heading2"/>
-      </w:pPr>
-      <w:r>
-        <w:rPr>
-          <w:rFonts w:ascii="Microsoft YaHei" w:hAnsi="Microsoft YaHei" w:eastAsia="Microsoft YaHei"/>
+        <w:spacing w:line="240" w:lineRule="auto" w:before="0" w:after="80"/>
+        <w:ind w:firstLine="0"/>
+      </w:pPr>
+      <w:r>
+        <w:rPr>
+          <w:rFonts w:ascii="Times New Roman" w:hAnsi="Times New Roman" w:eastAsia="SimSun"/>
+          <w:b/>
+          <w:color w:val="000000"/>
+          <w:sz w:val="28"/>
         </w:rPr>
         <w:t xml:space="preserve">T7-2 同题下的方法迁移与路线选择（25分）</w:t>
       </w:r>
@@ -260,10 +364,15 @@
     <w:p>
       <w:pPr>
         <w:pStyle w:val="FirstParagraph"/>
-      </w:pPr>
-      <w:r>
-        <w:rPr>
-          <w:rFonts w:ascii="Microsoft YaHei" w:hAnsi="Microsoft YaHei" w:eastAsia="Microsoft YaHei"/>
+        <w:spacing w:line="240" w:lineRule="auto" w:before="0" w:after="80"/>
+        <w:ind w:firstLine="480"/>
+      </w:pPr>
+      <w:r>
+        <w:rPr>
+          <w:rFonts w:ascii="Times New Roman" w:hAnsi="Times New Roman" w:eastAsia="SimSun"/>
+          <w:b w:val="0"/>
+          <w:color w:val="000000"/>
+          <w:sz w:val="24"/>
         </w:rPr>
         <w:t xml:space="preserve">某教学实验平台需要完成一个“单输入单输出执行机构的位置跟踪”任务。已知被控对象在小范围工作点附近近似线性，已有阶跃响应、扰动恢复和稳态误差记录；当前要求是在不改变硬件和安全联锁的前提下，把跟踪误差、扰动恢复时间和调试工作量控制在可解释、可验收的范围内。平台还会持续积累运行数据，但目前数据只覆盖常见给定信号和中等负载，极端负载与传感器异常样本较少。</w:t>
       </w:r>
@@ -271,10 +380,15 @@
     <w:p>
       <w:pPr>
         <w:pStyle w:val="BodyText"/>
-      </w:pPr>
-      <w:r>
-        <w:rPr>
-          <w:rFonts w:ascii="Microsoft YaHei" w:hAnsi="Microsoft YaHei" w:eastAsia="Microsoft YaHei"/>
+        <w:spacing w:line="240" w:lineRule="auto" w:before="0" w:after="80"/>
+        <w:ind w:firstLine="480"/>
+      </w:pPr>
+      <w:r>
+        <w:rPr>
+          <w:rFonts w:ascii="Times New Roman" w:hAnsi="Times New Roman" w:eastAsia="SimSun"/>
+          <w:b w:val="0"/>
+          <w:color w:val="000000"/>
+          <w:sz w:val="24"/>
         </w:rPr>
         <w:t xml:space="preserve">只能在下列三条路线中选择和比较，不得新增外部路线：</w:t>
       </w:r>
@@ -282,10 +396,15 @@
     <w:p>
       <w:pPr>
         <w:pStyle w:val="BodyText"/>
-      </w:pPr>
-      <w:r>
-        <w:rPr>
-          <w:rFonts w:ascii="Microsoft YaHei" w:hAnsi="Microsoft YaHei" w:eastAsia="Microsoft YaHei"/>
+        <w:spacing w:line="240" w:lineRule="auto" w:before="0" w:after="80"/>
+        <w:ind w:firstLine="480"/>
+      </w:pPr>
+      <w:r>
+        <w:rPr>
+          <w:rFonts w:ascii="Times New Roman" w:hAnsi="Times New Roman" w:eastAsia="SimSun"/>
+          <w:b w:val="0"/>
+          <w:color w:val="000000"/>
+          <w:sz w:val="24"/>
         </w:rPr>
         <w:t xml:space="preserve">A. 经典控制路线：以线性模型、频域/时域指标和补偿器整定为主，必要时做小范围参数修正。</w:t>
       </w:r>
@@ -293,10 +412,15 @@
     <w:p>
       <w:pPr>
         <w:pStyle w:val="BodyText"/>
-      </w:pPr>
-      <w:r>
-        <w:rPr>
-          <w:rFonts w:ascii="Microsoft YaHei" w:hAnsi="Microsoft YaHei" w:eastAsia="Microsoft YaHei"/>
+        <w:spacing w:line="240" w:lineRule="auto" w:before="0" w:after="80"/>
+        <w:ind w:firstLine="480"/>
+      </w:pPr>
+      <w:r>
+        <w:rPr>
+          <w:rFonts w:ascii="Times New Roman" w:hAnsi="Times New Roman" w:eastAsia="SimSun"/>
+          <w:b w:val="0"/>
+          <w:color w:val="000000"/>
+          <w:sz w:val="24"/>
         </w:rPr>
         <w:t xml:space="preserve">B. 数据驱动路线：利用已采集数据修正模型、识别边界或辅助整定，但仍保留显式控制结构和验收指标。</w:t>
       </w:r>
@@ -304,10 +428,15 @@
     <w:p>
       <w:pPr>
         <w:pStyle w:val="BodyText"/>
-      </w:pPr>
-      <w:r>
-        <w:rPr>
-          <w:rFonts w:ascii="Microsoft YaHei" w:hAnsi="Microsoft YaHei" w:eastAsia="Microsoft YaHei"/>
+        <w:spacing w:line="240" w:lineRule="auto" w:before="0" w:after="80"/>
+        <w:ind w:firstLine="480"/>
+      </w:pPr>
+      <w:r>
+        <w:rPr>
+          <w:rFonts w:ascii="Times New Roman" w:hAnsi="Times New Roman" w:eastAsia="SimSun"/>
+          <w:b w:val="0"/>
+          <w:color w:val="000000"/>
+          <w:sz w:val="24"/>
         </w:rPr>
         <w:t xml:space="preserve">C. 策略学习路线：在仿真或受限环境中学习控制策略，用于显式控制律难以预设、工况组合复杂的场景。</w:t>
       </w:r>
@@ -315,10 +444,15 @@
     <w:p>
       <w:pPr>
         <w:pStyle w:val="BodyText"/>
-      </w:pPr>
-      <w:r>
-        <w:rPr>
-          <w:rFonts w:ascii="Microsoft YaHei" w:hAnsi="Microsoft YaHei" w:eastAsia="Microsoft YaHei"/>
+        <w:spacing w:line="240" w:lineRule="auto" w:before="0" w:after="80"/>
+        <w:ind w:firstLine="480"/>
+      </w:pPr>
+      <w:r>
+        <w:rPr>
+          <w:rFonts w:ascii="Times New Roman" w:hAnsi="Times New Roman" w:eastAsia="SimSun"/>
+          <w:b w:val="0"/>
+          <w:color w:val="000000"/>
+          <w:sz w:val="24"/>
         </w:rPr>
         <w:t xml:space="preserve">请完成结构化设计判断：</w:t>
       </w:r>
@@ -330,10 +464,15 @@
           <w:numId w:val="1003"/>
         </w:numPr>
         <w:pStyle w:val="Compact"/>
-      </w:pPr>
-      <w:r>
-        <w:rPr>
-          <w:rFonts w:ascii="Microsoft YaHei" w:hAnsi="Microsoft YaHei" w:eastAsia="Microsoft YaHei"/>
+        <w:spacing w:line="240" w:lineRule="auto" w:before="0" w:after="80"/>
+        <w:ind w:firstLine="480"/>
+      </w:pPr>
+      <w:r>
+        <w:rPr>
+          <w:rFonts w:ascii="Times New Roman" w:hAnsi="Times New Roman" w:eastAsia="SimSun"/>
+          <w:b w:val="0"/>
+          <w:color w:val="000000"/>
+          <w:sz w:val="24"/>
         </w:rPr>
         <w:t xml:space="preserve">给出你的首选路线，并说明它与当前任务条件的匹配关系。</w:t>
       </w:r>
@@ -345,10 +484,15 @@
           <w:numId w:val="1003"/>
         </w:numPr>
         <w:pStyle w:val="Compact"/>
-      </w:pPr>
-      <w:r>
-        <w:rPr>
-          <w:rFonts w:ascii="Microsoft YaHei" w:hAnsi="Microsoft YaHei" w:eastAsia="Microsoft YaHei"/>
+        <w:spacing w:line="240" w:lineRule="auto" w:before="0" w:after="80"/>
+        <w:ind w:firstLine="480"/>
+      </w:pPr>
+      <w:r>
+        <w:rPr>
+          <w:rFonts w:ascii="Times New Roman" w:hAnsi="Times New Roman" w:eastAsia="SimSun"/>
+          <w:b w:val="0"/>
+          <w:color w:val="000000"/>
+          <w:sz w:val="24"/>
         </w:rPr>
         <w:t xml:space="preserve">比较 A、B、C 三条路线的主要收益和主要风险。</w:t>
       </w:r>
@@ -360,10 +504,15 @@
           <w:numId w:val="1003"/>
         </w:numPr>
         <w:pStyle w:val="Compact"/>
-      </w:pPr>
-      <w:r>
-        <w:rPr>
-          <w:rFonts w:ascii="Microsoft YaHei" w:hAnsi="Microsoft YaHei" w:eastAsia="Microsoft YaHei"/>
+        <w:spacing w:line="240" w:lineRule="auto" w:before="0" w:after="80"/>
+        <w:ind w:firstLine="480"/>
+      </w:pPr>
+      <w:r>
+        <w:rPr>
+          <w:rFonts w:ascii="Times New Roman" w:hAnsi="Times New Roman" w:eastAsia="SimSun"/>
+          <w:b w:val="0"/>
+          <w:color w:val="000000"/>
+          <w:sz w:val="24"/>
         </w:rPr>
         <w:t xml:space="preserve">从可解释性、验证代价和工程责任角度说明你的判断。</w:t>
       </w:r>
@@ -375,10 +524,15 @@
           <w:numId w:val="1003"/>
         </w:numPr>
         <w:pStyle w:val="Compact"/>
-      </w:pPr>
-      <w:r>
-        <w:rPr>
-          <w:rFonts w:ascii="Microsoft YaHei" w:hAnsi="Microsoft YaHei" w:eastAsia="Microsoft YaHei"/>
+        <w:spacing w:line="240" w:lineRule="auto" w:before="0" w:after="80"/>
+        <w:ind w:firstLine="480"/>
+      </w:pPr>
+      <w:r>
+        <w:rPr>
+          <w:rFonts w:ascii="Times New Roman" w:hAnsi="Times New Roman" w:eastAsia="SimSun"/>
+          <w:b w:val="0"/>
+          <w:color w:val="000000"/>
+          <w:sz w:val="24"/>
         </w:rPr>
         <w:t xml:space="preserve">给出从首选路线向更高级路线迁移的条件，以及“不应升级”的条件。</w:t>
       </w:r>
@@ -390,10 +544,15 @@
           <w:numId w:val="1003"/>
         </w:numPr>
         <w:pStyle w:val="Compact"/>
-      </w:pPr>
-      <w:r>
-        <w:rPr>
-          <w:rFonts w:ascii="Microsoft YaHei" w:hAnsi="Microsoft YaHei" w:eastAsia="Microsoft YaHei"/>
+        <w:spacing w:line="240" w:lineRule="auto" w:before="0" w:after="80"/>
+        <w:ind w:firstLine="480"/>
+      </w:pPr>
+      <w:r>
+        <w:rPr>
+          <w:rFonts w:ascii="Times New Roman" w:hAnsi="Times New Roman" w:eastAsia="SimSun"/>
+          <w:b w:val="0"/>
+          <w:color w:val="000000"/>
+          <w:sz w:val="24"/>
         </w:rPr>
         <w:t xml:space="preserve">明确说明本题中哪些外部路线、算法推导或实现内容不应展开。</w:t>
       </w:r>
@@ -403,10 +562,15 @@
     <w:p>
       <w:pPr>
         <w:pStyle w:val="Heading2"/>
-      </w:pPr>
-      <w:r>
-        <w:rPr>
-          <w:rFonts w:ascii="Microsoft YaHei" w:hAnsi="Microsoft YaHei" w:eastAsia="Microsoft YaHei"/>
+        <w:spacing w:line="240" w:lineRule="auto" w:before="0" w:after="80"/>
+        <w:ind w:firstLine="0"/>
+      </w:pPr>
+      <w:r>
+        <w:rPr>
+          <w:rFonts w:ascii="Times New Roman" w:hAnsi="Times New Roman" w:eastAsia="SimSun"/>
+          <w:b/>
+          <w:color w:val="000000"/>
+          <w:sz w:val="28"/>
         </w:rPr>
         <w:t xml:space="preserve">O7 最终完整控制方案（50分）</w:t>
       </w:r>
@@ -414,35 +578,52 @@
     <w:p>
       <w:pPr>
         <w:pStyle w:val="FirstParagraph"/>
-      </w:pPr>
-      <w:r>
-        <w:rPr>
-          <w:rFonts w:ascii="Microsoft YaHei" w:hAnsi="Microsoft YaHei" w:eastAsia="Microsoft YaHei"/>
+        <w:spacing w:line="240" w:lineRule="auto" w:before="0" w:after="80"/>
+        <w:ind w:firstLine="480"/>
+      </w:pPr>
+      <w:r>
+        <w:rPr>
+          <w:rFonts w:ascii="Times New Roman" w:hAnsi="Times New Roman" w:eastAsia="SimSun"/>
+          <w:b w:val="0"/>
+          <w:color w:val="000000"/>
+          <w:sz w:val="24"/>
         </w:rPr>
         <w:t xml:space="preserve">请沿用</w:t>
       </w:r>
       <w:r>
         <w:rPr>
-          <w:rFonts w:ascii="Microsoft YaHei" w:hAnsi="Microsoft YaHei" w:eastAsia="Microsoft YaHei"/>
+          <w:rFonts w:ascii="Times New Roman" w:hAnsi="Times New Roman" w:eastAsia="SimSun"/>
+          <w:b w:val="0"/>
+          <w:color w:val="000000"/>
+          <w:sz w:val="24"/>
         </w:rPr>
         <w:t xml:space="preserve"> </w:t>
       </w:r>
       <w:r>
         <w:rPr>
           <w:rStyle w:val="VerbatimChar"/>
-          <w:rFonts w:ascii="Microsoft YaHei" w:hAnsi="Microsoft YaHei" w:eastAsia="Microsoft YaHei"/>
+          <w:rFonts w:ascii="Times New Roman" w:hAnsi="Times New Roman" w:eastAsia="SimSun"/>
+          <w:b w:val="0"/>
+          <w:color w:val="000000"/>
+          <w:sz w:val="24"/>
         </w:rPr>
         <w:t xml:space="preserve">O1-O6</w:t>
       </w:r>
       <w:r>
         <w:rPr>
-          <w:rFonts w:ascii="Microsoft YaHei" w:hAnsi="Microsoft YaHei" w:eastAsia="Microsoft YaHei"/>
+          <w:rFonts w:ascii="Times New Roman" w:hAnsi="Times New Roman" w:eastAsia="SimSun"/>
+          <w:b w:val="0"/>
+          <w:color w:val="000000"/>
+          <w:sz w:val="24"/>
         </w:rPr>
         <w:t xml:space="preserve"> </w:t>
       </w:r>
       <w:r>
         <w:rPr>
-          <w:rFonts w:ascii="Microsoft YaHei" w:hAnsi="Microsoft YaHei" w:eastAsia="Microsoft YaHei"/>
+          <w:rFonts w:ascii="Times New Roman" w:hAnsi="Times New Roman" w:eastAsia="SimSun"/>
+          <w:b w:val="0"/>
+          <w:color w:val="000000"/>
+          <w:sz w:val="24"/>
         </w:rPr>
         <w:t xml:space="preserve">的同一自选控制对象，提交一份最终完整控制方案。不得更换对象，不得另起一套与前六次无关的新方案；若前序作业中曾调整参数或模型，应说明调整发生在哪一次以及理由。</w:t>
       </w:r>
@@ -450,10 +631,15 @@
     <w:p>
       <w:pPr>
         <w:pStyle w:val="BodyText"/>
-      </w:pPr>
-      <w:r>
-        <w:rPr>
-          <w:rFonts w:ascii="Microsoft YaHei" w:hAnsi="Microsoft YaHei" w:eastAsia="Microsoft YaHei"/>
+        <w:spacing w:line="240" w:lineRule="auto" w:before="0" w:after="80"/>
+        <w:ind w:firstLine="480"/>
+      </w:pPr>
+      <w:r>
+        <w:rPr>
+          <w:rFonts w:ascii="Times New Roman" w:hAnsi="Times New Roman" w:eastAsia="SimSun"/>
+          <w:b w:val="0"/>
+          <w:color w:val="000000"/>
+          <w:sz w:val="24"/>
         </w:rPr>
         <w:t xml:space="preserve">提交内容：</w:t>
       </w:r>
@@ -465,54 +651,80 @@
           <w:numId w:val="1004"/>
         </w:numPr>
         <w:pStyle w:val="Compact"/>
-      </w:pPr>
-      <w:r>
-        <w:rPr>
-          <w:rFonts w:ascii="Microsoft YaHei" w:hAnsi="Microsoft YaHei" w:eastAsia="Microsoft YaHei"/>
+        <w:spacing w:line="240" w:lineRule="auto" w:before="0" w:after="80"/>
+        <w:ind w:firstLine="480"/>
+      </w:pPr>
+      <w:r>
+        <w:rPr>
+          <w:rFonts w:ascii="Times New Roman" w:hAnsi="Times New Roman" w:eastAsia="SimSun"/>
+          <w:b w:val="0"/>
+          <w:color w:val="000000"/>
+          <w:sz w:val="24"/>
         </w:rPr>
         <w:t xml:space="preserve">主体正文不超过</w:t>
       </w:r>
       <w:r>
         <w:rPr>
-          <w:rFonts w:ascii="Microsoft YaHei" w:hAnsi="Microsoft YaHei" w:eastAsia="Microsoft YaHei"/>
+          <w:rFonts w:ascii="Times New Roman" w:hAnsi="Times New Roman" w:eastAsia="SimSun"/>
+          <w:b w:val="0"/>
+          <w:color w:val="000000"/>
+          <w:sz w:val="24"/>
         </w:rPr>
         <w:t xml:space="preserve"> </w:t>
       </w:r>
       <w:r>
         <w:rPr>
           <w:rStyle w:val="VerbatimChar"/>
-          <w:rFonts w:ascii="Microsoft YaHei" w:hAnsi="Microsoft YaHei" w:eastAsia="Microsoft YaHei"/>
+          <w:rFonts w:ascii="Times New Roman" w:hAnsi="Times New Roman" w:eastAsia="SimSun"/>
+          <w:b w:val="0"/>
+          <w:color w:val="000000"/>
+          <w:sz w:val="24"/>
         </w:rPr>
         <w:t xml:space="preserve">1200</w:t>
       </w:r>
       <w:r>
         <w:rPr>
-          <w:rFonts w:ascii="Microsoft YaHei" w:hAnsi="Microsoft YaHei" w:eastAsia="Microsoft YaHei"/>
+          <w:rFonts w:ascii="Times New Roman" w:hAnsi="Times New Roman" w:eastAsia="SimSun"/>
+          <w:b w:val="0"/>
+          <w:color w:val="000000"/>
+          <w:sz w:val="24"/>
         </w:rPr>
         <w:t xml:space="preserve"> </w:t>
       </w:r>
       <w:r>
         <w:rPr>
-          <w:rFonts w:ascii="Microsoft YaHei" w:hAnsi="Microsoft YaHei" w:eastAsia="Microsoft YaHei"/>
+          <w:rFonts w:ascii="Times New Roman" w:hAnsi="Times New Roman" w:eastAsia="SimSun"/>
+          <w:b w:val="0"/>
+          <w:color w:val="000000"/>
+          <w:sz w:val="24"/>
         </w:rPr>
         <w:t xml:space="preserve">字，必须覆盖问题定义、基线模型、机理诊断、结构比较、初始方案、优化与迁移、</w:t>
       </w:r>
       <w:r>
         <w:rPr>
           <w:rStyle w:val="VerbatimChar"/>
-          <w:rFonts w:ascii="Microsoft YaHei" w:hAnsi="Microsoft YaHei" w:eastAsia="Microsoft YaHei"/>
+          <w:rFonts w:ascii="Times New Roman" w:hAnsi="Times New Roman" w:eastAsia="SimSun"/>
+          <w:b w:val="0"/>
+          <w:color w:val="000000"/>
+          <w:sz w:val="24"/>
         </w:rPr>
         <w:t xml:space="preserve">O7</w:t>
       </w:r>
       <w:r>
         <w:rPr>
-          <w:rFonts w:ascii="Microsoft YaHei" w:hAnsi="Microsoft YaHei" w:eastAsia="Microsoft YaHei"/>
+          <w:rFonts w:ascii="Times New Roman" w:hAnsi="Times New Roman" w:eastAsia="SimSun"/>
+          <w:b w:val="0"/>
+          <w:color w:val="000000"/>
+          <w:sz w:val="24"/>
         </w:rPr>
         <w:t xml:space="preserve"> </w:t>
       </w:r>
       <w:r>
         <w:rPr>
-          <w:rFonts w:ascii="Microsoft YaHei" w:hAnsi="Microsoft YaHei" w:eastAsia="Microsoft YaHei"/>
+          <w:rFonts w:ascii="Times New Roman" w:hAnsi="Times New Roman" w:eastAsia="SimSun"/>
+          <w:b w:val="0"/>
+          <w:color w:val="000000"/>
+          <w:sz w:val="24"/>
         </w:rPr>
         <w:t xml:space="preserve">最终方案、当前方案边界、进一步升级路径。</w:t>
       </w:r>
@@ -524,60 +736,89 @@
           <w:numId w:val="1004"/>
         </w:numPr>
         <w:pStyle w:val="Compact"/>
-      </w:pPr>
-      <w:r>
-        <w:rPr>
-          <w:rFonts w:ascii="Microsoft YaHei" w:hAnsi="Microsoft YaHei" w:eastAsia="Microsoft YaHei"/>
+        <w:spacing w:line="240" w:lineRule="auto" w:before="0" w:after="80"/>
+        <w:ind w:firstLine="480"/>
+      </w:pPr>
+      <w:r>
+        <w:rPr>
+          <w:rFonts w:ascii="Times New Roman" w:hAnsi="Times New Roman" w:eastAsia="SimSun"/>
+          <w:b w:val="0"/>
+          <w:color w:val="000000"/>
+          <w:sz w:val="24"/>
         </w:rPr>
         <w:t xml:space="preserve">提交</w:t>
       </w:r>
       <w:r>
         <w:rPr>
-          <w:rFonts w:ascii="Microsoft YaHei" w:hAnsi="Microsoft YaHei" w:eastAsia="Microsoft YaHei"/>
+          <w:rFonts w:ascii="Times New Roman" w:hAnsi="Times New Roman" w:eastAsia="SimSun"/>
+          <w:b w:val="0"/>
+          <w:color w:val="000000"/>
+          <w:sz w:val="24"/>
         </w:rPr>
         <w:t xml:space="preserve"> </w:t>
       </w:r>
       <w:r>
         <w:rPr>
           <w:rStyle w:val="VerbatimChar"/>
-          <w:rFonts w:ascii="Microsoft YaHei" w:hAnsi="Microsoft YaHei" w:eastAsia="Microsoft YaHei"/>
+          <w:rFonts w:ascii="Times New Roman" w:hAnsi="Times New Roman" w:eastAsia="SimSun"/>
+          <w:b w:val="0"/>
+          <w:color w:val="000000"/>
+          <w:sz w:val="24"/>
         </w:rPr>
         <w:t xml:space="preserve">2-3</w:t>
       </w:r>
       <w:r>
         <w:rPr>
-          <w:rFonts w:ascii="Microsoft YaHei" w:hAnsi="Microsoft YaHei" w:eastAsia="Microsoft YaHei"/>
+          <w:rFonts w:ascii="Times New Roman" w:hAnsi="Times New Roman" w:eastAsia="SimSun"/>
+          <w:b w:val="0"/>
+          <w:color w:val="000000"/>
+          <w:sz w:val="24"/>
         </w:rPr>
         <w:t xml:space="preserve"> </w:t>
       </w:r>
       <w:r>
         <w:rPr>
-          <w:rFonts w:ascii="Microsoft YaHei" w:hAnsi="Microsoft YaHei" w:eastAsia="Microsoft YaHei"/>
+          <w:rFonts w:ascii="Times New Roman" w:hAnsi="Times New Roman" w:eastAsia="SimSun"/>
+          <w:b w:val="0"/>
+          <w:color w:val="000000"/>
+          <w:sz w:val="24"/>
         </w:rPr>
         <w:t xml:space="preserve">张总览图/表，例如</w:t>
       </w:r>
       <w:r>
         <w:rPr>
-          <w:rFonts w:ascii="Microsoft YaHei" w:hAnsi="Microsoft YaHei" w:eastAsia="Microsoft YaHei"/>
+          <w:rFonts w:ascii="Times New Roman" w:hAnsi="Times New Roman" w:eastAsia="SimSun"/>
+          <w:b w:val="0"/>
+          <w:color w:val="000000"/>
+          <w:sz w:val="24"/>
         </w:rPr>
         <w:t xml:space="preserve"> </w:t>
       </w:r>
       <w:r>
         <w:rPr>
           <w:rStyle w:val="VerbatimChar"/>
-          <w:rFonts w:ascii="Microsoft YaHei" w:hAnsi="Microsoft YaHei" w:eastAsia="Microsoft YaHei"/>
+          <w:rFonts w:ascii="Times New Roman" w:hAnsi="Times New Roman" w:eastAsia="SimSun"/>
+          <w:b w:val="0"/>
+          <w:color w:val="000000"/>
+          <w:sz w:val="24"/>
         </w:rPr>
         <w:t xml:space="preserve">O1-O6</w:t>
       </w:r>
       <w:r>
         <w:rPr>
-          <w:rFonts w:ascii="Microsoft YaHei" w:hAnsi="Microsoft YaHei" w:eastAsia="Microsoft YaHei"/>
+          <w:rFonts w:ascii="Times New Roman" w:hAnsi="Times New Roman" w:eastAsia="SimSun"/>
+          <w:b w:val="0"/>
+          <w:color w:val="000000"/>
+          <w:sz w:val="24"/>
         </w:rPr>
         <w:t xml:space="preserve"> </w:t>
       </w:r>
       <w:r>
         <w:rPr>
-          <w:rFonts w:ascii="Microsoft YaHei" w:hAnsi="Microsoft YaHei" w:eastAsia="Microsoft YaHei"/>
+          <w:rFonts w:ascii="Times New Roman" w:hAnsi="Times New Roman" w:eastAsia="SimSun"/>
+          <w:b w:val="0"/>
+          <w:color w:val="000000"/>
+          <w:sz w:val="24"/>
         </w:rPr>
         <w:t xml:space="preserve">继承链表、最终控制结构总览图、关键证据矩阵。</w:t>
       </w:r>
@@ -589,79 +830,117 @@
           <w:numId w:val="1004"/>
         </w:numPr>
         <w:pStyle w:val="Compact"/>
-      </w:pPr>
-      <w:r>
-        <w:rPr>
-          <w:rFonts w:ascii="Microsoft YaHei" w:hAnsi="Microsoft YaHei" w:eastAsia="Microsoft YaHei"/>
+        <w:spacing w:line="240" w:lineRule="auto" w:before="0" w:after="80"/>
+        <w:ind w:firstLine="480"/>
+      </w:pPr>
+      <w:r>
+        <w:rPr>
+          <w:rFonts w:ascii="Times New Roman" w:hAnsi="Times New Roman" w:eastAsia="SimSun"/>
+          <w:b w:val="0"/>
+          <w:color w:val="000000"/>
+          <w:sz w:val="24"/>
         </w:rPr>
         <w:t xml:space="preserve">提交最终核心仿真结果图，至少比较</w:t>
       </w:r>
       <w:r>
         <w:rPr>
-          <w:rFonts w:ascii="Microsoft YaHei" w:hAnsi="Microsoft YaHei" w:eastAsia="Microsoft YaHei"/>
+          <w:rFonts w:ascii="Times New Roman" w:hAnsi="Times New Roman" w:eastAsia="SimSun"/>
+          <w:b w:val="0"/>
+          <w:color w:val="000000"/>
+          <w:sz w:val="24"/>
         </w:rPr>
         <w:t xml:space="preserve"> </w:t>
       </w:r>
       <w:r>
         <w:rPr>
           <w:rStyle w:val="VerbatimChar"/>
-          <w:rFonts w:ascii="Microsoft YaHei" w:hAnsi="Microsoft YaHei" w:eastAsia="Microsoft YaHei"/>
+          <w:rFonts w:ascii="Times New Roman" w:hAnsi="Times New Roman" w:eastAsia="SimSun"/>
+          <w:b w:val="0"/>
+          <w:color w:val="000000"/>
+          <w:sz w:val="24"/>
         </w:rPr>
         <w:t xml:space="preserve">O5</w:t>
       </w:r>
       <w:r>
         <w:rPr>
-          <w:rFonts w:ascii="Microsoft YaHei" w:hAnsi="Microsoft YaHei" w:eastAsia="Microsoft YaHei"/>
+          <w:rFonts w:ascii="Times New Roman" w:hAnsi="Times New Roman" w:eastAsia="SimSun"/>
+          <w:b w:val="0"/>
+          <w:color w:val="000000"/>
+          <w:sz w:val="24"/>
         </w:rPr>
         <w:t xml:space="preserve"> </w:t>
       </w:r>
       <w:r>
         <w:rPr>
-          <w:rFonts w:ascii="Microsoft YaHei" w:hAnsi="Microsoft YaHei" w:eastAsia="Microsoft YaHei"/>
+          <w:rFonts w:ascii="Times New Roman" w:hAnsi="Times New Roman" w:eastAsia="SimSun"/>
+          <w:b w:val="0"/>
+          <w:color w:val="000000"/>
+          <w:sz w:val="24"/>
         </w:rPr>
         <w:t xml:space="preserve">原基线方案、迁移后未修正方案、</w:t>
       </w:r>
       <w:r>
         <w:rPr>
           <w:rStyle w:val="VerbatimChar"/>
-          <w:rFonts w:ascii="Microsoft YaHei" w:hAnsi="Microsoft YaHei" w:eastAsia="Microsoft YaHei"/>
+          <w:rFonts w:ascii="Times New Roman" w:hAnsi="Times New Roman" w:eastAsia="SimSun"/>
+          <w:b w:val="0"/>
+          <w:color w:val="000000"/>
+          <w:sz w:val="24"/>
         </w:rPr>
         <w:t xml:space="preserve">O7</w:t>
       </w:r>
       <w:r>
         <w:rPr>
-          <w:rFonts w:ascii="Microsoft YaHei" w:hAnsi="Microsoft YaHei" w:eastAsia="Microsoft YaHei"/>
+          <w:rFonts w:ascii="Times New Roman" w:hAnsi="Times New Roman" w:eastAsia="SimSun"/>
+          <w:b w:val="0"/>
+          <w:color w:val="000000"/>
+          <w:sz w:val="24"/>
         </w:rPr>
         <w:t xml:space="preserve"> </w:t>
       </w:r>
       <w:r>
         <w:rPr>
-          <w:rFonts w:ascii="Microsoft YaHei" w:hAnsi="Microsoft YaHei" w:eastAsia="Microsoft YaHei"/>
+          <w:rFonts w:ascii="Times New Roman" w:hAnsi="Times New Roman" w:eastAsia="SimSun"/>
+          <w:b w:val="0"/>
+          <w:color w:val="000000"/>
+          <w:sz w:val="24"/>
         </w:rPr>
         <w:t xml:space="preserve">最终修正版方案，并提交可运行的</w:t>
       </w:r>
       <w:r>
         <w:rPr>
-          <w:rFonts w:ascii="Microsoft YaHei" w:hAnsi="Microsoft YaHei" w:eastAsia="Microsoft YaHei"/>
+          <w:rFonts w:ascii="Times New Roman" w:hAnsi="Times New Roman" w:eastAsia="SimSun"/>
+          <w:b w:val="0"/>
+          <w:color w:val="000000"/>
+          <w:sz w:val="24"/>
         </w:rPr>
         <w:t xml:space="preserve"> </w:t>
       </w:r>
       <w:r>
         <w:rPr>
           <w:rStyle w:val="VerbatimChar"/>
-          <w:rFonts w:ascii="Microsoft YaHei" w:hAnsi="Microsoft YaHei" w:eastAsia="Microsoft YaHei"/>
+          <w:rFonts w:ascii="Times New Roman" w:hAnsi="Times New Roman" w:eastAsia="SimSun"/>
+          <w:b w:val="0"/>
+          <w:color w:val="000000"/>
+          <w:sz w:val="24"/>
         </w:rPr>
         <w:t xml:space="preserve">MATLAB/Octave</w:t>
       </w:r>
       <w:r>
         <w:rPr>
-          <w:rFonts w:ascii="Microsoft YaHei" w:hAnsi="Microsoft YaHei" w:eastAsia="Microsoft YaHei"/>
+          <w:rFonts w:ascii="Times New Roman" w:hAnsi="Times New Roman" w:eastAsia="SimSun"/>
+          <w:b w:val="0"/>
+          <w:color w:val="000000"/>
+          <w:sz w:val="24"/>
         </w:rPr>
         <w:t xml:space="preserve"> </w:t>
       </w:r>
       <w:r>
         <w:rPr>
-          <w:rFonts w:ascii="Microsoft YaHei" w:hAnsi="Microsoft YaHei" w:eastAsia="Microsoft YaHei"/>
+          <w:rFonts w:ascii="Times New Roman" w:hAnsi="Times New Roman" w:eastAsia="SimSun"/>
+          <w:b w:val="0"/>
+          <w:color w:val="000000"/>
+          <w:sz w:val="24"/>
         </w:rPr>
         <w:t xml:space="preserve">代码。</w:t>
       </w:r>
@@ -673,29 +952,43 @@
           <w:numId w:val="1004"/>
         </w:numPr>
         <w:pStyle w:val="Compact"/>
-      </w:pPr>
-      <w:r>
-        <w:rPr>
-          <w:rFonts w:ascii="Microsoft YaHei" w:hAnsi="Microsoft YaHei" w:eastAsia="Microsoft YaHei"/>
+        <w:spacing w:line="240" w:lineRule="auto" w:before="0" w:after="80"/>
+        <w:ind w:firstLine="480"/>
+      </w:pPr>
+      <w:r>
+        <w:rPr>
+          <w:rFonts w:ascii="Times New Roman" w:hAnsi="Times New Roman" w:eastAsia="SimSun"/>
+          <w:b w:val="0"/>
+          <w:color w:val="000000"/>
+          <w:sz w:val="24"/>
         </w:rPr>
         <w:t xml:space="preserve">提交</w:t>
       </w:r>
       <w:r>
         <w:rPr>
-          <w:rFonts w:ascii="Microsoft YaHei" w:hAnsi="Microsoft YaHei" w:eastAsia="Microsoft YaHei"/>
+          <w:rFonts w:ascii="Times New Roman" w:hAnsi="Times New Roman" w:eastAsia="SimSun"/>
+          <w:b w:val="0"/>
+          <w:color w:val="000000"/>
+          <w:sz w:val="24"/>
         </w:rPr>
         <w:t xml:space="preserve"> </w:t>
       </w:r>
       <w:r>
         <w:rPr>
           <w:rStyle w:val="VerbatimChar"/>
-          <w:rFonts w:ascii="Microsoft YaHei" w:hAnsi="Microsoft YaHei" w:eastAsia="Microsoft YaHei"/>
+          <w:rFonts w:ascii="Times New Roman" w:hAnsi="Times New Roman" w:eastAsia="SimSun"/>
+          <w:b w:val="0"/>
+          <w:color w:val="000000"/>
+          <w:sz w:val="24"/>
         </w:rPr>
         <w:t xml:space="preserve">AI 使用记录摘要</w:t>
       </w:r>
       <w:r>
         <w:rPr>
-          <w:rFonts w:ascii="Microsoft YaHei" w:hAnsi="Microsoft YaHei" w:eastAsia="Microsoft YaHei"/>
+          <w:rFonts w:ascii="Times New Roman" w:hAnsi="Times New Roman" w:eastAsia="SimSun"/>
+          <w:b w:val="0"/>
+          <w:color w:val="000000"/>
+          <w:sz w:val="24"/>
         </w:rPr>
         <w:t xml:space="preserve">，说明 AI 用于哪些环节、人工核查了哪些结论、哪些内容由本人最终负责。</w:t>
       </w:r>
@@ -703,36 +996,52 @@
     <w:p>
       <w:pPr>
         <w:pStyle w:val="FirstParagraph"/>
-      </w:pPr>
-      <w:r>
-        <w:rPr>
-          <w:rFonts w:ascii="Microsoft YaHei" w:hAnsi="Microsoft YaHei" w:eastAsia="Microsoft YaHei"/>
+        <w:spacing w:line="240" w:lineRule="auto" w:before="0" w:after="80"/>
+        <w:ind w:firstLine="480"/>
+      </w:pPr>
+      <w:r>
+        <w:rPr>
+          <w:rFonts w:ascii="Times New Roman" w:hAnsi="Times New Roman" w:eastAsia="SimSun"/>
+          <w:b w:val="0"/>
+          <w:color w:val="000000"/>
+          <w:sz w:val="24"/>
         </w:rPr>
         <w:t xml:space="preserve">允许讨论</w:t>
       </w:r>
       <w:r>
         <w:rPr>
-          <w:rFonts w:ascii="Microsoft YaHei" w:hAnsi="Microsoft YaHei" w:eastAsia="Microsoft YaHei"/>
+          <w:rFonts w:ascii="Times New Roman" w:hAnsi="Times New Roman" w:eastAsia="SimSun"/>
+          <w:b w:val="0"/>
+          <w:color w:val="000000"/>
+          <w:sz w:val="24"/>
         </w:rPr>
         <w:t xml:space="preserve"> </w:t>
       </w:r>
       <w:r>
         <w:rPr>
           <w:rStyle w:val="VerbatimChar"/>
-          <w:rFonts w:ascii="Microsoft YaHei" w:hAnsi="Microsoft YaHei" w:eastAsia="Microsoft YaHei"/>
+          <w:rFonts w:ascii="Times New Roman" w:hAnsi="Times New Roman" w:eastAsia="SimSun"/>
+          <w:b w:val="0"/>
+          <w:color w:val="000000"/>
+          <w:sz w:val="24"/>
         </w:rPr>
         <w:t xml:space="preserve">MPC</w:t>
       </w:r>
       <w:r>
         <w:rPr>
-          <w:rFonts w:ascii="Microsoft YaHei" w:hAnsi="Microsoft YaHei" w:eastAsia="Microsoft YaHei"/>
+          <w:rFonts w:ascii="Times New Roman" w:hAnsi="Times New Roman" w:eastAsia="SimSun"/>
+          <w:b w:val="0"/>
+          <w:color w:val="000000"/>
+          <w:sz w:val="24"/>
         </w:rPr>
         <w:t xml:space="preserve">、数据驱动控制或强化学习作为未来升级方向，但只能说明进入条件、预期收益、风险和验证责任；不得把这些方法写成已实现算法，不得提交训练流程或调参竞赛式内容。</w:t>
       </w:r>
     </w:p>
     <w:bookmarkEnd w:id="22"/>
     <w:bookmarkEnd w:id="23"/>
-    <w:sectPr/>
+    <w:sectPr>
+      <w:pgMar w:top="720" w:bottom="720" w:left="720" w:right="720"/>
+    </w:sectPr>
   </w:body>
 </w:document>
 </file>
@@ -1120,7 +1429,8 @@
     <w:name w:val="Normal"/>
     <w:qFormat/>
     <w:rPr>
-      <w:rFonts w:ascii="Microsoft YaHei" w:hAnsi="Microsoft YaHei" w:eastAsia="Microsoft YaHei"/>
+      <w:rFonts w:ascii="Times New Roman" w:hAnsi="Times New Roman" w:eastAsia="SimSun"/>
+      <w:color w:val="000000"/>
     </w:rPr>
   </w:style>
   <w:style w:styleId="BodyText" w:type="paragraph">
@@ -1132,7 +1442,8 @@
     </w:pPr>
     <w:qFormat/>
     <w:rPr>
-      <w:rFonts w:ascii="Microsoft YaHei" w:hAnsi="Microsoft YaHei" w:eastAsia="Microsoft YaHei"/>
+      <w:rFonts w:ascii="Times New Roman" w:hAnsi="Times New Roman" w:eastAsia="SimSun"/>
+      <w:color w:val="000000"/>
     </w:rPr>
   </w:style>
   <w:style w:customStyle="1" w:styleId="FirstParagraph" w:type="paragraph">
@@ -1141,7 +1452,8 @@
     <w:next w:val="BodyText"/>
     <w:qFormat/>
     <w:rPr>
-      <w:rFonts w:ascii="Microsoft YaHei" w:hAnsi="Microsoft YaHei" w:eastAsia="Microsoft YaHei"/>
+      <w:rFonts w:ascii="Times New Roman" w:hAnsi="Times New Roman" w:eastAsia="SimSun"/>
+      <w:color w:val="000000"/>
     </w:rPr>
   </w:style>
   <w:style w:customStyle="1" w:styleId="Compact" w:type="paragraph">
@@ -1152,7 +1464,8 @@
       <w:spacing w:after="36" w:before="36"/>
     </w:pPr>
     <w:rPr>
-      <w:rFonts w:ascii="Microsoft YaHei" w:hAnsi="Microsoft YaHei" w:eastAsia="Microsoft YaHei"/>
+      <w:rFonts w:ascii="Times New Roman" w:hAnsi="Times New Roman" w:eastAsia="SimSun"/>
+      <w:color w:val="000000"/>
     </w:rPr>
   </w:style>
   <w:style w:styleId="Title" w:type="paragraph">
@@ -1167,10 +1480,10 @@
       <w:jc w:val="center"/>
     </w:pPr>
     <w:rPr>
-      <w:rFonts w:asciiTheme="majorHAnsi" w:cstheme="majorBidi" w:eastAsiaTheme="majorEastAsia" w:hAnsiTheme="majorHAnsi" w:ascii="Microsoft YaHei" w:hAnsi="Microsoft YaHei" w:eastAsia="Microsoft YaHei"/>
+      <w:rFonts w:asciiTheme="majorHAnsi" w:cstheme="majorBidi" w:eastAsiaTheme="majorEastAsia" w:hAnsiTheme="majorHAnsi" w:ascii="Times New Roman" w:hAnsi="Times New Roman" w:eastAsia="SimSun"/>
       <w:b/>
       <w:bCs/>
-      <w:color w:themeColor="accent1" w:themeShade="B5" w:val="345A8A"/>
+      <w:color w:val="000000"/>
       <w:sz w:val="36"/>
       <w:szCs w:val="36"/>
     </w:rPr>
@@ -1187,7 +1500,8 @@
       <w:jc w:val="center"/>
     </w:pPr>
     <w:rPr>
-      <w:rFonts w:ascii="Microsoft YaHei" w:hAnsi="Microsoft YaHei" w:eastAsia="Microsoft YaHei"/>
+      <w:rFonts w:ascii="Times New Roman" w:hAnsi="Times New Roman" w:eastAsia="SimSun"/>
+      <w:color w:val="000000"/>
       <w:sz w:val="30"/>
       <w:szCs w:val="30"/>
     </w:rPr>
@@ -1202,7 +1516,8 @@
       <w:jc w:val="center"/>
     </w:pPr>
     <w:rPr>
-      <w:rFonts w:ascii="Microsoft YaHei" w:hAnsi="Microsoft YaHei" w:eastAsia="Microsoft YaHei"/>
+      <w:rFonts w:ascii="Times New Roman" w:hAnsi="Times New Roman" w:eastAsia="SimSun"/>
+      <w:color w:val="000000"/>
     </w:rPr>
   </w:style>
   <w:style w:styleId="Date" w:type="paragraph">
@@ -1215,7 +1530,8 @@
       <w:jc w:val="center"/>
     </w:pPr>
     <w:rPr>
-      <w:rFonts w:ascii="Microsoft YaHei" w:hAnsi="Microsoft YaHei" w:eastAsia="Microsoft YaHei"/>
+      <w:rFonts w:ascii="Times New Roman" w:hAnsi="Times New Roman" w:eastAsia="SimSun"/>
+      <w:color w:val="000000"/>
     </w:rPr>
   </w:style>
   <w:style w:customStyle="1" w:styleId="AbstractTitle" w:type="paragraph">
@@ -1230,12 +1546,11 @@
       <w:spacing w:after="0" w:before="300"/>
     </w:pPr>
     <w:rPr>
+      <w:color w:val="000000"/>
       <w:sz w:val="20"/>
       <w:szCs w:val="20"/>
-      <w:rFonts w:ascii="Microsoft YaHei" w:hAnsi="Microsoft YaHei" w:eastAsia="Microsoft YaHei"/>
+      <w:rFonts w:ascii="Times New Roman" w:hAnsi="Times New Roman" w:eastAsia="SimSun"/>
       <w:b/>
-      <w:color w:val="345A8A"/>
-      &gt;
     </w:rPr>
   </w:style>
   <w:style w:customStyle="1" w:styleId="Abstract" w:type="paragraph">
@@ -1249,7 +1564,8 @@
       <w:spacing w:after="300" w:before="100"/>
     </w:pPr>
     <w:rPr>
-      <w:rFonts w:ascii="Microsoft YaHei" w:hAnsi="Microsoft YaHei" w:eastAsia="Microsoft YaHei"/>
+      <w:rFonts w:ascii="Times New Roman" w:hAnsi="Times New Roman" w:eastAsia="SimSun"/>
+      <w:color w:val="000000"/>
       <w:sz w:val="20"/>
       <w:szCs w:val="20"/>
     </w:rPr>
@@ -1261,7 +1577,8 @@
     <w:qFormat/>
     <w:pPr/>
     <w:rPr>
-      <w:rFonts w:ascii="Microsoft YaHei" w:hAnsi="Microsoft YaHei" w:eastAsia="Microsoft YaHei"/>
+      <w:rFonts w:ascii="Times New Roman" w:hAnsi="Times New Roman" w:eastAsia="SimSun"/>
+      <w:color w:val="000000"/>
     </w:rPr>
   </w:style>
   <w:style w:styleId="Heading1" w:type="paragraph">
@@ -1277,10 +1594,10 @@
       <w:outlineLvl w:val="0"/>
     </w:pPr>
     <w:rPr>
-      <w:rFonts w:asciiTheme="majorHAnsi" w:cstheme="majorBidi" w:eastAsiaTheme="majorEastAsia" w:hAnsiTheme="majorHAnsi" w:ascii="Microsoft YaHei" w:hAnsi="Microsoft YaHei" w:eastAsia="Microsoft YaHei"/>
+      <w:rFonts w:asciiTheme="majorHAnsi" w:cstheme="majorBidi" w:eastAsiaTheme="majorEastAsia" w:hAnsiTheme="majorHAnsi" w:ascii="Times New Roman" w:hAnsi="Times New Roman" w:eastAsia="SimSun"/>
       <w:b/>
       <w:bCs/>
-      <w:color w:themeColor="accent1" w:val="4F81BD"/>
+      <w:color w:val="000000"/>
       <w:sz w:val="32"/>
       <w:szCs w:val="32"/>
     </w:rPr>
@@ -1299,10 +1616,10 @@
       <w:outlineLvl w:val="1"/>
     </w:pPr>
     <w:rPr>
-      <w:rFonts w:asciiTheme="majorHAnsi" w:cstheme="majorBidi" w:eastAsiaTheme="majorEastAsia" w:hAnsiTheme="majorHAnsi" w:ascii="Microsoft YaHei" w:hAnsi="Microsoft YaHei" w:eastAsia="Microsoft YaHei"/>
+      <w:rFonts w:asciiTheme="majorHAnsi" w:cstheme="majorBidi" w:eastAsiaTheme="majorEastAsia" w:hAnsiTheme="majorHAnsi" w:ascii="Times New Roman" w:hAnsi="Times New Roman" w:eastAsia="SimSun"/>
       <w:b/>
       <w:bCs/>
-      <w:color w:themeColor="accent1" w:val="4F81BD"/>
+      <w:color w:val="000000"/>
       <w:sz w:val="28"/>
       <w:szCs w:val="28"/>
     </w:rPr>
@@ -1321,10 +1638,10 @@
       <w:outlineLvl w:val="2"/>
     </w:pPr>
     <w:rPr>
-      <w:rFonts w:asciiTheme="majorHAnsi" w:cstheme="majorBidi" w:eastAsiaTheme="majorEastAsia" w:hAnsiTheme="majorHAnsi" w:ascii="Microsoft YaHei" w:hAnsi="Microsoft YaHei" w:eastAsia="Microsoft YaHei"/>
+      <w:rFonts w:asciiTheme="majorHAnsi" w:cstheme="majorBidi" w:eastAsiaTheme="majorEastAsia" w:hAnsiTheme="majorHAnsi" w:ascii="Times New Roman" w:hAnsi="Times New Roman" w:eastAsia="SimSun"/>
       <w:b/>
       <w:bCs/>
-      <w:color w:themeColor="accent1" w:val="4F81BD"/>
+      <w:color w:val="000000"/>
       <w:sz w:val="24"/>
       <w:szCs w:val="24"/>
     </w:rPr>
@@ -1343,10 +1660,10 @@
       <w:outlineLvl w:val="3"/>
     </w:pPr>
     <w:rPr>
-      <w:rFonts w:asciiTheme="majorHAnsi" w:cstheme="majorBidi" w:eastAsiaTheme="majorEastAsia" w:hAnsiTheme="majorHAnsi" w:ascii="Microsoft YaHei" w:hAnsi="Microsoft YaHei" w:eastAsia="Microsoft YaHei"/>
+      <w:rFonts w:asciiTheme="majorHAnsi" w:cstheme="majorBidi" w:eastAsiaTheme="majorEastAsia" w:hAnsiTheme="majorHAnsi" w:ascii="Times New Roman" w:hAnsi="Times New Roman" w:eastAsia="SimSun"/>
       <w:i/>
       <w:bCs/>
-      <w:color w:themeColor="accent1" w:val="4F81BD"/>
+      <w:color w:val="000000"/>
       <w:sz w:val="24"/>
       <w:szCs w:val="24"/>
     </w:rPr>
@@ -1365,9 +1682,9 @@
       <w:outlineLvl w:val="4"/>
     </w:pPr>
     <w:rPr>
-      <w:rFonts w:asciiTheme="majorHAnsi" w:cstheme="majorBidi" w:eastAsiaTheme="majorEastAsia" w:hAnsiTheme="majorHAnsi" w:ascii="Microsoft YaHei" w:hAnsi="Microsoft YaHei" w:eastAsia="Microsoft YaHei"/>
+      <w:rFonts w:asciiTheme="majorHAnsi" w:cstheme="majorBidi" w:eastAsiaTheme="majorEastAsia" w:hAnsiTheme="majorHAnsi" w:ascii="Times New Roman" w:hAnsi="Times New Roman" w:eastAsia="SimSun"/>
       <w:iCs/>
-      <w:color w:themeColor="accent1" w:val="4F81BD"/>
+      <w:color w:val="000000"/>
       <w:sz w:val="24"/>
       <w:szCs w:val="24"/>
     </w:rPr>
@@ -1386,8 +1703,8 @@
       <w:outlineLvl w:val="5"/>
     </w:pPr>
     <w:rPr>
-      <w:rFonts w:asciiTheme="majorHAnsi" w:cstheme="majorBidi" w:eastAsiaTheme="majorEastAsia" w:hAnsiTheme="majorHAnsi" w:ascii="Microsoft YaHei" w:hAnsi="Microsoft YaHei" w:eastAsia="Microsoft YaHei"/>
-      <w:color w:themeColor="accent1" w:val="4F81BD"/>
+      <w:rFonts w:asciiTheme="majorHAnsi" w:cstheme="majorBidi" w:eastAsiaTheme="majorEastAsia" w:hAnsiTheme="majorHAnsi" w:ascii="Times New Roman" w:hAnsi="Times New Roman" w:eastAsia="SimSun"/>
+      <w:color w:val="000000"/>
       <w:sz w:val="24"/>
       <w:szCs w:val="24"/>
     </w:rPr>
@@ -1406,8 +1723,8 @@
       <w:outlineLvl w:val="6"/>
     </w:pPr>
     <w:rPr>
-      <w:rFonts w:asciiTheme="majorHAnsi" w:cstheme="majorBidi" w:eastAsiaTheme="majorEastAsia" w:hAnsiTheme="majorHAnsi" w:ascii="Microsoft YaHei" w:hAnsi="Microsoft YaHei" w:eastAsia="Microsoft YaHei"/>
-      <w:color w:themeColor="accent1" w:val="4F81BD"/>
+      <w:rFonts w:asciiTheme="majorHAnsi" w:cstheme="majorBidi" w:eastAsiaTheme="majorEastAsia" w:hAnsiTheme="majorHAnsi" w:ascii="Times New Roman" w:hAnsi="Times New Roman" w:eastAsia="SimSun"/>
+      <w:color w:val="000000"/>
       <w:sz w:val="24"/>
       <w:szCs w:val="24"/>
     </w:rPr>
@@ -1426,8 +1743,8 @@
       <w:outlineLvl w:val="7"/>
     </w:pPr>
     <w:rPr>
-      <w:rFonts w:asciiTheme="majorHAnsi" w:cstheme="majorBidi" w:eastAsiaTheme="majorEastAsia" w:hAnsiTheme="majorHAnsi" w:ascii="Microsoft YaHei" w:hAnsi="Microsoft YaHei" w:eastAsia="Microsoft YaHei"/>
-      <w:color w:themeColor="accent1" w:val="4F81BD"/>
+      <w:rFonts w:asciiTheme="majorHAnsi" w:cstheme="majorBidi" w:eastAsiaTheme="majorEastAsia" w:hAnsiTheme="majorHAnsi" w:ascii="Times New Roman" w:hAnsi="Times New Roman" w:eastAsia="SimSun"/>
+      <w:color w:val="000000"/>
       <w:sz w:val="24"/>
       <w:szCs w:val="24"/>
     </w:rPr>
@@ -1446,8 +1763,8 @@
       <w:outlineLvl w:val="8"/>
     </w:pPr>
     <w:rPr>
-      <w:rFonts w:asciiTheme="majorHAnsi" w:cstheme="majorBidi" w:eastAsiaTheme="majorEastAsia" w:hAnsiTheme="majorHAnsi" w:ascii="Microsoft YaHei" w:hAnsi="Microsoft YaHei" w:eastAsia="Microsoft YaHei"/>
-      <w:color w:themeColor="accent1" w:val="4F81BD"/>
+      <w:rFonts w:asciiTheme="majorHAnsi" w:cstheme="majorBidi" w:eastAsiaTheme="majorEastAsia" w:hAnsiTheme="majorHAnsi" w:ascii="Times New Roman" w:hAnsi="Times New Roman" w:eastAsia="SimSun"/>
+      <w:color w:val="000000"/>
       <w:sz w:val="24"/>
       <w:szCs w:val="24"/>
     </w:rPr>
@@ -1464,7 +1781,8 @@
       <w:ind w:firstLine="0" w:left="480" w:right="480"/>
     </w:pPr>
     <w:rPr>
-      <w:rFonts w:ascii="Microsoft YaHei" w:hAnsi="Microsoft YaHei" w:eastAsia="Microsoft YaHei"/>
+      <w:rFonts w:ascii="Times New Roman" w:hAnsi="Times New Roman" w:eastAsia="SimSun"/>
+      <w:color w:val="000000"/>
     </w:rPr>
   </w:style>
   <w:style w:styleId="FootnoteText" w:type="paragraph">
@@ -1475,7 +1793,8 @@
     <w:unhideWhenUsed/>
     <w:qFormat/>
     <w:rPr>
-      <w:rFonts w:ascii="Microsoft YaHei" w:hAnsi="Microsoft YaHei" w:eastAsia="Microsoft YaHei"/>
+      <w:rFonts w:ascii="Times New Roman" w:hAnsi="Times New Roman" w:eastAsia="SimSun"/>
+      <w:color w:val="000000"/>
     </w:rPr>
   </w:style>
   <w:style w:default="1" w:styleId="DefaultParagraphFont" w:type="character">
@@ -1483,7 +1802,8 @@
     <w:semiHidden/>
     <w:unhideWhenUsed/>
     <w:rPr>
-      <w:rFonts w:ascii="Microsoft YaHei" w:hAnsi="Microsoft YaHei" w:eastAsia="Microsoft YaHei"/>
+      <w:rFonts w:ascii="Times New Roman" w:hAnsi="Times New Roman" w:eastAsia="SimSun"/>
+      <w:color w:val="000000"/>
     </w:rPr>
   </w:style>
   <w:style w:default="1" w:styleId="Table" w:type="table">
@@ -1493,7 +1813,8 @@
     <w:unhideWhenUsed/>
     <w:qFormat/>
     <w:rPr>
-      <w:rFonts w:ascii="Microsoft YaHei" w:hAnsi="Microsoft YaHei" w:eastAsia="Microsoft YaHei"/>
+      <w:rFonts w:ascii="Times New Roman" w:hAnsi="Times New Roman" w:eastAsia="SimSun"/>
+      <w:color w:val="000000"/>
     </w:rPr>
     <w:tblPr>
       <w:tblInd w:type="dxa" w:w="0"/>
@@ -1530,15 +1851,17 @@
       <w:spacing w:after="0"/>
     </w:pPr>
     <w:rPr>
-      <w:rFonts w:ascii="Microsoft YaHei" w:hAnsi="Microsoft YaHei" w:eastAsia="Microsoft YaHei"/>
+      <w:rFonts w:ascii="Times New Roman" w:hAnsi="Times New Roman" w:eastAsia="SimSun"/>
       <w:b/>
+      <w:color w:val="000000"/>
     </w:rPr>
   </w:style>
   <w:style w:customStyle="1" w:styleId="Definition" w:type="paragraph">
     <w:name w:val="Definition"/>
     <w:basedOn w:val="Normal"/>
     <w:rPr>
-      <w:rFonts w:ascii="Microsoft YaHei" w:hAnsi="Microsoft YaHei" w:eastAsia="Microsoft YaHei"/>
+      <w:rFonts w:ascii="Times New Roman" w:hAnsi="Times New Roman" w:eastAsia="SimSun"/>
+      <w:color w:val="000000"/>
     </w:rPr>
   </w:style>
   <w:style w:styleId="Caption" w:type="paragraph">
@@ -1549,8 +1872,9 @@
       <w:spacing w:after="120" w:before="0"/>
     </w:pPr>
     <w:rPr>
-      <w:rFonts w:ascii="Microsoft YaHei" w:hAnsi="Microsoft YaHei" w:eastAsia="Microsoft YaHei"/>
+      <w:rFonts w:ascii="Times New Roman" w:hAnsi="Times New Roman" w:eastAsia="SimSun"/>
       <w:i/>
+      <w:color w:val="000000"/>
     </w:rPr>
   </w:style>
   <w:style w:customStyle="1" w:styleId="TableCaption" w:type="paragraph">
@@ -1560,21 +1884,24 @@
       <w:keepNext/>
     </w:pPr>
     <w:rPr>
-      <w:rFonts w:ascii="Microsoft YaHei" w:hAnsi="Microsoft YaHei" w:eastAsia="Microsoft YaHei"/>
+      <w:rFonts w:ascii="Times New Roman" w:hAnsi="Times New Roman" w:eastAsia="SimSun"/>
+      <w:color w:val="000000"/>
     </w:rPr>
   </w:style>
   <w:style w:customStyle="1" w:styleId="ImageCaption" w:type="paragraph">
     <w:name w:val="Image Caption"/>
     <w:basedOn w:val="Caption"/>
     <w:rPr>
-      <w:rFonts w:ascii="Microsoft YaHei" w:hAnsi="Microsoft YaHei" w:eastAsia="Microsoft YaHei"/>
+      <w:rFonts w:ascii="Times New Roman" w:hAnsi="Times New Roman" w:eastAsia="SimSun"/>
+      <w:color w:val="000000"/>
     </w:rPr>
   </w:style>
   <w:style w:customStyle="1" w:styleId="Figure" w:type="paragraph">
     <w:name w:val="Figure"/>
     <w:basedOn w:val="Normal"/>
     <w:rPr>
-      <w:rFonts w:ascii="Microsoft YaHei" w:hAnsi="Microsoft YaHei" w:eastAsia="Microsoft YaHei"/>
+      <w:rFonts w:ascii="Times New Roman" w:hAnsi="Times New Roman" w:eastAsia="SimSun"/>
+      <w:color w:val="000000"/>
     </w:rPr>
   </w:style>
   <w:style w:customStyle="1" w:styleId="CaptionedFigure" w:type="paragraph">
@@ -1584,7 +1911,8 @@
       <w:keepNext/>
     </w:pPr>
     <w:rPr>
-      <w:rFonts w:ascii="Microsoft YaHei" w:hAnsi="Microsoft YaHei" w:eastAsia="Microsoft YaHei"/>
+      <w:rFonts w:ascii="Times New Roman" w:hAnsi="Times New Roman" w:eastAsia="SimSun"/>
+      <w:color w:val="000000"/>
     </w:rPr>
   </w:style>
   <w:style w:customStyle="1" w:styleId="BodyTextChar" w:type="character">
@@ -1592,14 +1920,16 @@
     <w:basedOn w:val="DefaultParagraphFont"/>
     <w:link w:val="BodyText"/>
     <w:rPr>
-      <w:rFonts w:ascii="Microsoft YaHei" w:hAnsi="Microsoft YaHei" w:eastAsia="Microsoft YaHei"/>
+      <w:rFonts w:ascii="Times New Roman" w:hAnsi="Times New Roman" w:eastAsia="SimSun"/>
+      <w:color w:val="000000"/>
     </w:rPr>
   </w:style>
   <w:style w:customStyle="1" w:styleId="VerbatimChar" w:type="character">
     <w:name w:val="Verbatim Char"/>
     <w:basedOn w:val="BodyTextChar"/>
     <w:rPr>
-      <w:rFonts w:ascii="Microsoft YaHei" w:hAnsi="Microsoft YaHei" w:eastAsia="Microsoft YaHei"/>
+      <w:rFonts w:ascii="Times New Roman" w:hAnsi="Times New Roman" w:eastAsia="SimSun"/>
+      <w:color w:val="000000"/>
       <w:sz w:val="22"/>
     </w:rPr>
   </w:style>
@@ -1607,14 +1937,16 @@
     <w:name w:val="Section Number"/>
     <w:basedOn w:val="BodyTextChar"/>
     <w:rPr>
-      <w:rFonts w:ascii="Microsoft YaHei" w:hAnsi="Microsoft YaHei" w:eastAsia="Microsoft YaHei"/>
+      <w:rFonts w:ascii="Times New Roman" w:hAnsi="Times New Roman" w:eastAsia="SimSun"/>
+      <w:color w:val="000000"/>
     </w:rPr>
   </w:style>
   <w:style w:styleId="FootnoteReference" w:type="character">
     <w:name w:val="Footnote Reference"/>
     <w:basedOn w:val="BodyTextChar"/>
     <w:rPr>
-      <w:rFonts w:ascii="Microsoft YaHei" w:hAnsi="Microsoft YaHei" w:eastAsia="Microsoft YaHei"/>
+      <w:rFonts w:ascii="Times New Roman" w:hAnsi="Times New Roman" w:eastAsia="SimSun"/>
+      <w:color w:val="000000"/>
       <w:vertAlign w:val="superscript"/>
     </w:rPr>
   </w:style>
@@ -1622,8 +1954,8 @@
     <w:name w:val="Hyperlink"/>
     <w:basedOn w:val="BodyTextChar"/>
     <w:rPr>
-      <w:rFonts w:ascii="Microsoft YaHei" w:hAnsi="Microsoft YaHei" w:eastAsia="Microsoft YaHei"/>
-      <w:color w:themeColor="accent1" w:val="4F81BD"/>
+      <w:rFonts w:ascii="Times New Roman" w:hAnsi="Times New Roman" w:eastAsia="SimSun"/>
+      <w:color w:val="000000"/>
     </w:rPr>
   </w:style>
   <w:style w:styleId="TOCHeading" w:type="paragraph">
@@ -1638,10 +1970,10 @@
       <w:outlineLvl w:val="9"/>
     </w:pPr>
     <w:rPr>
-      <w:rFonts w:asciiTheme="majorHAnsi" w:cstheme="majorBidi" w:eastAsiaTheme="majorEastAsia" w:hAnsiTheme="majorHAnsi" w:ascii="Microsoft YaHei" w:hAnsi="Microsoft YaHei" w:eastAsia="Microsoft YaHei"/>
+      <w:rFonts w:asciiTheme="majorHAnsi" w:cstheme="majorBidi" w:eastAsiaTheme="majorEastAsia" w:hAnsiTheme="majorHAnsi" w:ascii="Times New Roman" w:hAnsi="Times New Roman" w:eastAsia="SimSun"/>
       <w:b w:val="0"/>
       <w:bCs w:val="0"/>
-      <w:color w:themeColor="accent1" w:themeShade="BF" w:val="365F91"/>
+      <w:color w:val="000000"/>
     </w:rPr>
   </w:style>
   <w:style w:type="paragraph" w:customStyle="1" w:styleId="SourceCode">
@@ -1652,267 +1984,271 @@
       <w:wordWrap w:val="off"/>
     </w:pPr>
     <w:rPr>
-      <w:rFonts w:ascii="Microsoft YaHei" w:hAnsi="Microsoft YaHei" w:eastAsia="Microsoft YaHei"/>
+      <w:rFonts w:ascii="Times New Roman" w:hAnsi="Times New Roman" w:eastAsia="SimSun"/>
+      <w:color w:val="000000"/>
     </w:rPr>
   </w:style>
   <w:style w:type="character" w:customStyle="1" w:styleId="KeywordTok">
     <w:name w:val="KeywordTok"/>
     <w:basedOn w:val="VerbatimChar"/>
     <w:rPr>
-      <w:color w:val="007020"/>
-      <w:rFonts w:ascii="Microsoft YaHei" w:hAnsi="Microsoft YaHei" w:eastAsia="Microsoft YaHei"/>
+      <w:rFonts w:ascii="Times New Roman" w:hAnsi="Times New Roman" w:eastAsia="SimSun"/>
       <w:b/>
+      <w:color w:val="000000"/>
     </w:rPr>
   </w:style>
   <w:style w:type="character" w:customStyle="1" w:styleId="DataTypeTok">
     <w:name w:val="DataTypeTok"/>
     <w:basedOn w:val="VerbatimChar"/>
     <w:rPr>
-      <w:rFonts w:ascii="Microsoft YaHei" w:hAnsi="Microsoft YaHei" w:eastAsia="Microsoft YaHei"/>
-      <w:color w:val="902000"/>
+      <w:rFonts w:ascii="Times New Roman" w:hAnsi="Times New Roman" w:eastAsia="SimSun"/>
+      <w:color w:val="000000"/>
     </w:rPr>
   </w:style>
   <w:style w:type="character" w:customStyle="1" w:styleId="DecValTok">
     <w:name w:val="DecValTok"/>
     <w:basedOn w:val="VerbatimChar"/>
     <w:rPr>
-      <w:rFonts w:ascii="Microsoft YaHei" w:hAnsi="Microsoft YaHei" w:eastAsia="Microsoft YaHei"/>
-      <w:color w:val="40a070"/>
+      <w:rFonts w:ascii="Times New Roman" w:hAnsi="Times New Roman" w:eastAsia="SimSun"/>
+      <w:color w:val="000000"/>
     </w:rPr>
   </w:style>
   <w:style w:type="character" w:customStyle="1" w:styleId="BaseNTok">
     <w:name w:val="BaseNTok"/>
     <w:basedOn w:val="VerbatimChar"/>
     <w:rPr>
-      <w:rFonts w:ascii="Microsoft YaHei" w:hAnsi="Microsoft YaHei" w:eastAsia="Microsoft YaHei"/>
-      <w:color w:val="40a070"/>
+      <w:rFonts w:ascii="Times New Roman" w:hAnsi="Times New Roman" w:eastAsia="SimSun"/>
+      <w:color w:val="000000"/>
     </w:rPr>
   </w:style>
   <w:style w:type="character" w:customStyle="1" w:styleId="FloatTok">
     <w:name w:val="FloatTok"/>
     <w:basedOn w:val="VerbatimChar"/>
     <w:rPr>
-      <w:rFonts w:ascii="Microsoft YaHei" w:hAnsi="Microsoft YaHei" w:eastAsia="Microsoft YaHei"/>
-      <w:color w:val="40a070"/>
+      <w:rFonts w:ascii="Times New Roman" w:hAnsi="Times New Roman" w:eastAsia="SimSun"/>
+      <w:color w:val="000000"/>
     </w:rPr>
   </w:style>
   <w:style w:type="character" w:customStyle="1" w:styleId="ConstantTok">
     <w:name w:val="ConstantTok"/>
     <w:basedOn w:val="VerbatimChar"/>
     <w:rPr>
-      <w:rFonts w:ascii="Microsoft YaHei" w:hAnsi="Microsoft YaHei" w:eastAsia="Microsoft YaHei"/>
-      <w:color w:val="880000"/>
+      <w:rFonts w:ascii="Times New Roman" w:hAnsi="Times New Roman" w:eastAsia="SimSun"/>
+      <w:color w:val="000000"/>
     </w:rPr>
   </w:style>
   <w:style w:type="character" w:customStyle="1" w:styleId="CharTok">
     <w:name w:val="CharTok"/>
     <w:basedOn w:val="VerbatimChar"/>
     <w:rPr>
-      <w:rFonts w:ascii="Microsoft YaHei" w:hAnsi="Microsoft YaHei" w:eastAsia="Microsoft YaHei"/>
-      <w:color w:val="4070a0"/>
+      <w:rFonts w:ascii="Times New Roman" w:hAnsi="Times New Roman" w:eastAsia="SimSun"/>
+      <w:color w:val="000000"/>
     </w:rPr>
   </w:style>
   <w:style w:type="character" w:customStyle="1" w:styleId="SpecialCharTok">
     <w:name w:val="SpecialCharTok"/>
     <w:basedOn w:val="VerbatimChar"/>
     <w:rPr>
-      <w:rFonts w:ascii="Microsoft YaHei" w:hAnsi="Microsoft YaHei" w:eastAsia="Microsoft YaHei"/>
-      <w:color w:val="4070a0"/>
+      <w:rFonts w:ascii="Times New Roman" w:hAnsi="Times New Roman" w:eastAsia="SimSun"/>
+      <w:color w:val="000000"/>
     </w:rPr>
   </w:style>
   <w:style w:type="character" w:customStyle="1" w:styleId="StringTok">
     <w:name w:val="StringTok"/>
     <w:basedOn w:val="VerbatimChar"/>
     <w:rPr>
-      <w:rFonts w:ascii="Microsoft YaHei" w:hAnsi="Microsoft YaHei" w:eastAsia="Microsoft YaHei"/>
-      <w:color w:val="4070a0"/>
+      <w:rFonts w:ascii="Times New Roman" w:hAnsi="Times New Roman" w:eastAsia="SimSun"/>
+      <w:color w:val="000000"/>
     </w:rPr>
   </w:style>
   <w:style w:type="character" w:customStyle="1" w:styleId="VerbatimStringTok">
     <w:name w:val="VerbatimStringTok"/>
     <w:basedOn w:val="VerbatimChar"/>
     <w:rPr>
-      <w:rFonts w:ascii="Microsoft YaHei" w:hAnsi="Microsoft YaHei" w:eastAsia="Microsoft YaHei"/>
-      <w:color w:val="4070a0"/>
+      <w:rFonts w:ascii="Times New Roman" w:hAnsi="Times New Roman" w:eastAsia="SimSun"/>
+      <w:color w:val="000000"/>
     </w:rPr>
   </w:style>
   <w:style w:type="character" w:customStyle="1" w:styleId="SpecialStringTok">
     <w:name w:val="SpecialStringTok"/>
     <w:basedOn w:val="VerbatimChar"/>
     <w:rPr>
-      <w:rFonts w:ascii="Microsoft YaHei" w:hAnsi="Microsoft YaHei" w:eastAsia="Microsoft YaHei"/>
-      <w:color w:val="bb6688"/>
+      <w:rFonts w:ascii="Times New Roman" w:hAnsi="Times New Roman" w:eastAsia="SimSun"/>
+      <w:color w:val="000000"/>
     </w:rPr>
   </w:style>
   <w:style w:type="character" w:customStyle="1" w:styleId="ImportTok">
     <w:name w:val="ImportTok"/>
     <w:basedOn w:val="VerbatimChar"/>
     <w:rPr>
-      <w:color w:val="008000"/>
-      <w:rFonts w:ascii="Microsoft YaHei" w:hAnsi="Microsoft YaHei" w:eastAsia="Microsoft YaHei"/>
+      <w:rFonts w:ascii="Times New Roman" w:hAnsi="Times New Roman" w:eastAsia="SimSun"/>
       <w:b/>
+      <w:color w:val="000000"/>
     </w:rPr>
   </w:style>
   <w:style w:type="character" w:customStyle="1" w:styleId="CommentTok">
     <w:name w:val="CommentTok"/>
     <w:basedOn w:val="VerbatimChar"/>
     <w:rPr>
-      <w:color w:val="60a0b0"/>
-      <w:rFonts w:ascii="Microsoft YaHei" w:hAnsi="Microsoft YaHei" w:eastAsia="Microsoft YaHei"/>
+      <w:rFonts w:ascii="Times New Roman" w:hAnsi="Times New Roman" w:eastAsia="SimSun"/>
       <w:i/>
+      <w:color w:val="000000"/>
     </w:rPr>
   </w:style>
   <w:style w:type="character" w:customStyle="1" w:styleId="DocumentationTok">
     <w:name w:val="DocumentationTok"/>
     <w:basedOn w:val="VerbatimChar"/>
     <w:rPr>
-      <w:color w:val="ba2121"/>
-      <w:rFonts w:ascii="Microsoft YaHei" w:hAnsi="Microsoft YaHei" w:eastAsia="Microsoft YaHei"/>
+      <w:rFonts w:ascii="Times New Roman" w:hAnsi="Times New Roman" w:eastAsia="SimSun"/>
       <w:i/>
+      <w:color w:val="000000"/>
     </w:rPr>
   </w:style>
   <w:style w:type="character" w:customStyle="1" w:styleId="AnnotationTok">
     <w:name w:val="AnnotationTok"/>
     <w:basedOn w:val="VerbatimChar"/>
     <w:rPr>
-      <w:color w:val="60a0b0"/>
-      <w:rFonts w:ascii="Microsoft YaHei" w:hAnsi="Microsoft YaHei" w:eastAsia="Microsoft YaHei"/>
+      <w:rFonts w:ascii="Times New Roman" w:hAnsi="Times New Roman" w:eastAsia="SimSun"/>
       <w:b/>
       <w:i/>
+      <w:color w:val="000000"/>
     </w:rPr>
   </w:style>
   <w:style w:type="character" w:customStyle="1" w:styleId="CommentVarTok">
     <w:name w:val="CommentVarTok"/>
     <w:basedOn w:val="VerbatimChar"/>
     <w:rPr>
-      <w:color w:val="60a0b0"/>
-      <w:rFonts w:ascii="Microsoft YaHei" w:hAnsi="Microsoft YaHei" w:eastAsia="Microsoft YaHei"/>
+      <w:rFonts w:ascii="Times New Roman" w:hAnsi="Times New Roman" w:eastAsia="SimSun"/>
       <w:b/>
       <w:i/>
+      <w:color w:val="000000"/>
     </w:rPr>
   </w:style>
   <w:style w:type="character" w:customStyle="1" w:styleId="OtherTok">
     <w:name w:val="OtherTok"/>
     <w:basedOn w:val="VerbatimChar"/>
     <w:rPr>
-      <w:rFonts w:ascii="Microsoft YaHei" w:hAnsi="Microsoft YaHei" w:eastAsia="Microsoft YaHei"/>
-      <w:color w:val="007020"/>
+      <w:rFonts w:ascii="Times New Roman" w:hAnsi="Times New Roman" w:eastAsia="SimSun"/>
+      <w:color w:val="000000"/>
     </w:rPr>
   </w:style>
   <w:style w:type="character" w:customStyle="1" w:styleId="FunctionTok">
     <w:name w:val="FunctionTok"/>
     <w:basedOn w:val="VerbatimChar"/>
     <w:rPr>
-      <w:rFonts w:ascii="Microsoft YaHei" w:hAnsi="Microsoft YaHei" w:eastAsia="Microsoft YaHei"/>
-      <w:color w:val="06287e"/>
+      <w:rFonts w:ascii="Times New Roman" w:hAnsi="Times New Roman" w:eastAsia="SimSun"/>
+      <w:color w:val="000000"/>
     </w:rPr>
   </w:style>
   <w:style w:type="character" w:customStyle="1" w:styleId="VariableTok">
     <w:name w:val="VariableTok"/>
     <w:basedOn w:val="VerbatimChar"/>
     <w:rPr>
-      <w:rFonts w:ascii="Microsoft YaHei" w:hAnsi="Microsoft YaHei" w:eastAsia="Microsoft YaHei"/>
-      <w:color w:val="19177c"/>
+      <w:rFonts w:ascii="Times New Roman" w:hAnsi="Times New Roman" w:eastAsia="SimSun"/>
+      <w:color w:val="000000"/>
     </w:rPr>
   </w:style>
   <w:style w:type="character" w:customStyle="1" w:styleId="ControlFlowTok">
     <w:name w:val="ControlFlowTok"/>
     <w:basedOn w:val="VerbatimChar"/>
     <w:rPr>
-      <w:color w:val="007020"/>
-      <w:rFonts w:ascii="Microsoft YaHei" w:hAnsi="Microsoft YaHei" w:eastAsia="Microsoft YaHei"/>
+      <w:rFonts w:ascii="Times New Roman" w:hAnsi="Times New Roman" w:eastAsia="SimSun"/>
       <w:b/>
+      <w:color w:val="000000"/>
     </w:rPr>
   </w:style>
   <w:style w:type="character" w:customStyle="1" w:styleId="OperatorTok">
     <w:name w:val="OperatorTok"/>
     <w:basedOn w:val="VerbatimChar"/>
     <w:rPr>
-      <w:rFonts w:ascii="Microsoft YaHei" w:hAnsi="Microsoft YaHei" w:eastAsia="Microsoft YaHei"/>
-      <w:color w:val="666666"/>
+      <w:rFonts w:ascii="Times New Roman" w:hAnsi="Times New Roman" w:eastAsia="SimSun"/>
+      <w:color w:val="000000"/>
     </w:rPr>
   </w:style>
   <w:style w:type="character" w:customStyle="1" w:styleId="BuiltInTok">
     <w:name w:val="BuiltInTok"/>
     <w:basedOn w:val="VerbatimChar"/>
     <w:rPr>
-      <w:rFonts w:ascii="Microsoft YaHei" w:hAnsi="Microsoft YaHei" w:eastAsia="Microsoft YaHei"/>
-      <w:color w:val="008000"/>
+      <w:rFonts w:ascii="Times New Roman" w:hAnsi="Times New Roman" w:eastAsia="SimSun"/>
+      <w:color w:val="000000"/>
     </w:rPr>
   </w:style>
   <w:style w:type="character" w:customStyle="1" w:styleId="ExtensionTok">
     <w:name w:val="ExtensionTok"/>
     <w:basedOn w:val="VerbatimChar"/>
     <w:rPr>
-      <w:rFonts w:ascii="Microsoft YaHei" w:hAnsi="Microsoft YaHei" w:eastAsia="Microsoft YaHei"/>
+      <w:rFonts w:ascii="Times New Roman" w:hAnsi="Times New Roman" w:eastAsia="SimSun"/>
+      <w:color w:val="000000"/>
     </w:rPr>
   </w:style>
   <w:style w:type="character" w:customStyle="1" w:styleId="PreprocessorTok">
     <w:name w:val="PreprocessorTok"/>
     <w:basedOn w:val="VerbatimChar"/>
     <w:rPr>
-      <w:rFonts w:ascii="Microsoft YaHei" w:hAnsi="Microsoft YaHei" w:eastAsia="Microsoft YaHei"/>
-      <w:color w:val="bc7a00"/>
+      <w:rFonts w:ascii="Times New Roman" w:hAnsi="Times New Roman" w:eastAsia="SimSun"/>
+      <w:color w:val="000000"/>
     </w:rPr>
   </w:style>
   <w:style w:type="character" w:customStyle="1" w:styleId="AttributeTok">
     <w:name w:val="AttributeTok"/>
     <w:basedOn w:val="VerbatimChar"/>
     <w:rPr>
-      <w:rFonts w:ascii="Microsoft YaHei" w:hAnsi="Microsoft YaHei" w:eastAsia="Microsoft YaHei"/>
-      <w:color w:val="7d9029"/>
+      <w:rFonts w:ascii="Times New Roman" w:hAnsi="Times New Roman" w:eastAsia="SimSun"/>
+      <w:color w:val="000000"/>
     </w:rPr>
   </w:style>
   <w:style w:type="character" w:customStyle="1" w:styleId="RegionMarkerTok">
     <w:name w:val="RegionMarkerTok"/>
     <w:basedOn w:val="VerbatimChar"/>
     <w:rPr>
-      <w:rFonts w:ascii="Microsoft YaHei" w:hAnsi="Microsoft YaHei" w:eastAsia="Microsoft YaHei"/>
+      <w:rFonts w:ascii="Times New Roman" w:hAnsi="Times New Roman" w:eastAsia="SimSun"/>
+      <w:color w:val="000000"/>
     </w:rPr>
   </w:style>
   <w:style w:type="character" w:customStyle="1" w:styleId="InformationTok">
     <w:name w:val="InformationTok"/>
     <w:basedOn w:val="VerbatimChar"/>
     <w:rPr>
-      <w:color w:val="60a0b0"/>
-      <w:rFonts w:ascii="Microsoft YaHei" w:hAnsi="Microsoft YaHei" w:eastAsia="Microsoft YaHei"/>
+      <w:rFonts w:ascii="Times New Roman" w:hAnsi="Times New Roman" w:eastAsia="SimSun"/>
       <w:b/>
       <w:i/>
+      <w:color w:val="000000"/>
     </w:rPr>
   </w:style>
   <w:style w:type="character" w:customStyle="1" w:styleId="WarningTok">
     <w:name w:val="WarningTok"/>
     <w:basedOn w:val="VerbatimChar"/>
     <w:rPr>
-      <w:color w:val="60a0b0"/>
-      <w:rFonts w:ascii="Microsoft YaHei" w:hAnsi="Microsoft YaHei" w:eastAsia="Microsoft YaHei"/>
+      <w:rFonts w:ascii="Times New Roman" w:hAnsi="Times New Roman" w:eastAsia="SimSun"/>
       <w:b/>
       <w:i/>
+      <w:color w:val="000000"/>
     </w:rPr>
   </w:style>
   <w:style w:type="character" w:customStyle="1" w:styleId="AlertTok">
     <w:name w:val="AlertTok"/>
     <w:basedOn w:val="VerbatimChar"/>
     <w:rPr>
-      <w:color w:val="ff0000"/>
-      <w:rFonts w:ascii="Microsoft YaHei" w:hAnsi="Microsoft YaHei" w:eastAsia="Microsoft YaHei"/>
+      <w:rFonts w:ascii="Times New Roman" w:hAnsi="Times New Roman" w:eastAsia="SimSun"/>
       <w:b/>
+      <w:color w:val="000000"/>
     </w:rPr>
   </w:style>
   <w:style w:type="character" w:customStyle="1" w:styleId="ErrorTok">
     <w:name w:val="ErrorTok"/>
     <w:basedOn w:val="VerbatimChar"/>
     <w:rPr>
-      <w:color w:val="ff0000"/>
-      <w:rFonts w:ascii="Microsoft YaHei" w:hAnsi="Microsoft YaHei" w:eastAsia="Microsoft YaHei"/>
+      <w:rFonts w:ascii="Times New Roman" w:hAnsi="Times New Roman" w:eastAsia="SimSun"/>
       <w:b/>
+      <w:color w:val="000000"/>
     </w:rPr>
   </w:style>
   <w:style w:type="character" w:customStyle="1" w:styleId="NormalTok">
     <w:name w:val="NormalTok"/>
     <w:basedOn w:val="VerbatimChar"/>
     <w:rPr>
-      <w:rFonts w:ascii="Microsoft YaHei" w:hAnsi="Microsoft YaHei" w:eastAsia="Microsoft YaHei"/>
+      <w:rFonts w:ascii="Times New Roman" w:hAnsi="Times New Roman" w:eastAsia="SimSun"/>
+      <w:color w:val="000000"/>
     </w:rPr>
   </w:style>
 </w:styles>
